--- a/Received/four/class4_computer.docx
+++ b/Received/four/class4_computer.docx
@@ -12,25 +12,176 @@
           <w:szCs w:val="36"/>
         </w:rPr>
       </w:pPr>
-      <w:r>
-        <w:rPr>
+      <w:bookmarkStart w:id="0" w:name="_Hlk138315100"/>
+      <w:r>
+        <w:rPr>
+          <w:rFonts w:ascii="Preeti" w:hAnsi="Preeti"/>
+          <w:b/>
+          <w:bCs/>
           <w:noProof/>
+          <w:sz w:val="40"/>
+          <w:szCs w:val="40"/>
         </w:rPr>
         <mc:AlternateContent>
           <mc:Choice Requires="wps">
             <w:drawing>
-              <wp:anchor distT="0" distB="0" distL="114300" distR="114300" simplePos="0" relativeHeight="251659264" behindDoc="0" locked="0" layoutInCell="1" allowOverlap="1" wp14:anchorId="064ED678" wp14:editId="19867DEE">
+              <wp:anchor distT="45720" distB="45720" distL="114300" distR="114300" simplePos="0" relativeHeight="251661312" behindDoc="0" locked="0" layoutInCell="1" allowOverlap="1" wp14:anchorId="5B988D10" wp14:editId="06689008">
+                <wp:simplePos x="0" y="0"/>
+                <wp:positionH relativeFrom="column">
+                  <wp:posOffset>5831637</wp:posOffset>
+                </wp:positionH>
+                <wp:positionV relativeFrom="paragraph">
+                  <wp:posOffset>-39993</wp:posOffset>
+                </wp:positionV>
+                <wp:extent cx="897147" cy="1404620"/>
+                <wp:effectExtent l="0" t="0" r="0" b="0"/>
+                <wp:wrapNone/>
+                <wp:docPr id="1" name="Text Box 2"/>
+                <wp:cNvGraphicFramePr>
+                  <a:graphicFrameLocks xmlns:a="http://schemas.openxmlformats.org/drawingml/2006/main"/>
+                </wp:cNvGraphicFramePr>
+                <a:graphic xmlns:a="http://schemas.openxmlformats.org/drawingml/2006/main">
+                  <a:graphicData uri="http://schemas.microsoft.com/office/word/2010/wordprocessingShape">
+                    <wps:wsp>
+                      <wps:cNvSpPr txBox="1">
+                        <a:spLocks noChangeArrowheads="1"/>
+                      </wps:cNvSpPr>
+                      <wps:spPr bwMode="auto">
+                        <a:xfrm>
+                          <a:off x="0" y="0"/>
+                          <a:ext cx="897147" cy="1404620"/>
+                        </a:xfrm>
+                        <a:prstGeom prst="rect">
+                          <a:avLst/>
+                        </a:prstGeom>
+                        <a:noFill/>
+                        <a:ln w="9525">
+                          <a:noFill/>
+                          <a:miter lim="800000"/>
+                          <a:headEnd/>
+                          <a:tailEnd/>
+                        </a:ln>
+                      </wps:spPr>
+                      <wps:txbx>
+                        <w:txbxContent>
+                          <w:p>
+                            <w:r>
+                              <w:rPr>
+                                <w:rFonts w:ascii="Times New Roman" w:hAnsi="Times New Roman" w:cs="Times New Roman"/>
+                                <w:b/>
+                                <w:bCs/>
+                                <w:sz w:val="32"/>
+                                <w:szCs w:val="32"/>
+                              </w:rPr>
+                              <w:t>D-</w:t>
+                            </w:r>
+                            <w:r>
+                              <w:rPr>
+                                <w:rFonts w:ascii="Times New Roman" w:hAnsi="Times New Roman" w:cs="Times New Roman"/>
+                                <w:b/>
+                                <w:bCs/>
+                                <w:sz w:val="32"/>
+                                <w:szCs w:val="32"/>
+                              </w:rPr>
+                              <w:t xml:space="preserve"> 2</w:t>
+                            </w:r>
+                            <w:r>
+                              <w:rPr>
+                                <w:rFonts w:ascii="Times New Roman" w:hAnsi="Times New Roman" w:cs="Times New Roman"/>
+                                <w:b/>
+                                <w:bCs/>
+                                <w:sz w:val="32"/>
+                                <w:szCs w:val="32"/>
+                              </w:rPr>
+                              <w:t>5</w:t>
+                            </w:r>
+                          </w:p>
+                        </w:txbxContent>
+                      </wps:txbx>
+                      <wps:bodyPr rot="0" vert="horz" wrap="square" lIns="91440" tIns="45720" rIns="91440" bIns="45720" anchor="t" anchorCtr="0">
+                        <a:spAutoFit/>
+                      </wps:bodyPr>
+                    </wps:wsp>
+                  </a:graphicData>
+                </a:graphic>
+                <wp14:sizeRelH relativeFrom="margin">
+                  <wp14:pctWidth>0</wp14:pctWidth>
+                </wp14:sizeRelH>
+                <wp14:sizeRelV relativeFrom="margin">
+                  <wp14:pctHeight>20000</wp14:pctHeight>
+                </wp14:sizeRelV>
+              </wp:anchor>
+            </w:drawing>
+          </mc:Choice>
+          <mc:Fallback>
+            <w:pict>
+              <v:shapetype w14:anchorId="5B988D10" id="_x0000_t202" coordsize="21600,21600" o:spt="202" path="m,l,21600r21600,l21600,xe">
+                <v:stroke joinstyle="miter"/>
+                <v:path gradientshapeok="t" o:connecttype="rect"/>
+              </v:shapetype>
+              <v:shape id="Text Box 2" o:spid="_x0000_s1026" type="#_x0000_t202" style="position:absolute;margin-left:459.2pt;margin-top:-3.15pt;width:70.65pt;height:110.6pt;z-index:251661312;visibility:visible;mso-wrap-style:square;mso-width-percent:0;mso-height-percent:200;mso-wrap-distance-left:9pt;mso-wrap-distance-top:3.6pt;mso-wrap-distance-right:9pt;mso-wrap-distance-bottom:3.6pt;mso-position-horizontal:absolute;mso-position-horizontal-relative:text;mso-position-vertical:absolute;mso-position-vertical-relative:text;mso-width-percent:0;mso-height-percent:200;mso-width-relative:margin;mso-height-relative:margin;v-text-anchor:top" o:gfxdata="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" filled="f" stroked="f">
+                <v:textbox style="mso-fit-shape-to-text:t">
+                  <w:txbxContent>
+                    <w:p>
+                      <w:r>
+                        <w:rPr>
+                          <w:rFonts w:ascii="Times New Roman" w:hAnsi="Times New Roman" w:cs="Times New Roman"/>
+                          <w:b/>
+                          <w:bCs/>
+                          <w:sz w:val="32"/>
+                          <w:szCs w:val="32"/>
+                        </w:rPr>
+                        <w:t>D-</w:t>
+                      </w:r>
+                      <w:r>
+                        <w:rPr>
+                          <w:rFonts w:ascii="Times New Roman" w:hAnsi="Times New Roman" w:cs="Times New Roman"/>
+                          <w:b/>
+                          <w:bCs/>
+                          <w:sz w:val="32"/>
+                          <w:szCs w:val="32"/>
+                        </w:rPr>
+                        <w:t xml:space="preserve"> 2</w:t>
+                      </w:r>
+                      <w:r>
+                        <w:rPr>
+                          <w:rFonts w:ascii="Times New Roman" w:hAnsi="Times New Roman" w:cs="Times New Roman"/>
+                          <w:b/>
+                          <w:bCs/>
+                          <w:sz w:val="32"/>
+                          <w:szCs w:val="32"/>
+                        </w:rPr>
+                        <w:t>5</w:t>
+                      </w:r>
+                    </w:p>
+                  </w:txbxContent>
+                </v:textbox>
+              </v:shape>
+            </w:pict>
+          </mc:Fallback>
+        </mc:AlternateContent>
+      </w:r>
+      <w:r>
+        <w:rPr>
+          <w:rFonts w:ascii="Times New Roman" w:hAnsi="Times New Roman" w:cs="Times New Roman"/>
+          <w:noProof/>
+          <w:szCs w:val="22"/>
+        </w:rPr>
+        <mc:AlternateContent>
+          <mc:Choice Requires="wps">
+            <w:drawing>
+              <wp:anchor distT="0" distB="0" distL="114300" distR="114300" simplePos="0" relativeHeight="251659264" behindDoc="0" locked="0" layoutInCell="1" allowOverlap="1" wp14:anchorId="746A47FD" wp14:editId="2C58A0E2">
                 <wp:simplePos x="0" y="0"/>
                 <wp:positionH relativeFrom="margin">
                   <wp:posOffset>0</wp:posOffset>
                 </wp:positionH>
                 <wp:positionV relativeFrom="paragraph">
-                  <wp:posOffset>7620</wp:posOffset>
+                  <wp:posOffset>8087</wp:posOffset>
                 </wp:positionV>
-                <wp:extent cx="479425" cy="584835"/>
-                <wp:effectExtent l="0" t="0" r="0" b="5715"/>
+                <wp:extent cx="479425" cy="584799"/>
+                <wp:effectExtent l="0" t="0" r="0" b="6350"/>
                 <wp:wrapNone/>
-                <wp:docPr id="2074943646" name="Rectangle 6"/>
+                <wp:docPr id="25" name="Rectangle 1"/>
                 <wp:cNvGraphicFramePr>
                   <a:graphicFrameLocks xmlns:a="http://schemas.openxmlformats.org/drawingml/2006/main"/>
                 </wp:cNvGraphicFramePr>
@@ -43,13 +194,13 @@
                       <wps:spPr bwMode="auto">
                         <a:xfrm>
                           <a:off x="0" y="0"/>
-                          <a:ext cx="479425" cy="584835"/>
+                          <a:ext cx="479425" cy="584799"/>
                         </a:xfrm>
                         <a:prstGeom prst="rect">
                           <a:avLst/>
                         </a:prstGeom>
                         <a:blipFill dpi="0" rotWithShape="1">
-                          <a:blip r:embed="rId4"/>
+                          <a:blip r:embed="rId6"/>
                           <a:srcRect/>
                           <a:stretch>
                             <a:fillRect/>
@@ -58,17 +209,29 @@
                         <a:ln>
                           <a:noFill/>
                         </a:ln>
+                        <a:extLst>
+                          <a:ext uri="{91240B29-F687-4F45-9708-019B960494DF}">
+                            <a14:hiddenLine xmlns:a14="http://schemas.microsoft.com/office/drawing/2010/main" w="25400">
+                              <a:solidFill>
+                                <a:srgbClr val="000000"/>
+                              </a:solidFill>
+                              <a:miter lim="800000"/>
+                              <a:headEnd/>
+                              <a:tailEnd/>
+                            </a14:hiddenLine>
+                          </a:ext>
+                        </a:extLst>
                       </wps:spPr>
-                      <wps:bodyPr rot="0" vertOverflow="clip" horzOverflow="clip" vert="horz" wrap="square" lIns="91440" tIns="45720" rIns="91440" bIns="45720" anchor="ctr" anchorCtr="0" upright="1">
+                      <wps:bodyPr rot="0" vert="horz" wrap="square" lIns="91440" tIns="45720" rIns="91440" bIns="45720" anchor="ctr" anchorCtr="0" upright="1">
                         <a:noAutofit/>
                       </wps:bodyPr>
                     </wps:wsp>
                   </a:graphicData>
                 </a:graphic>
-                <wp14:sizeRelH relativeFrom="page">
+                <wp14:sizeRelH relativeFrom="margin">
                   <wp14:pctWidth>0</wp14:pctWidth>
                 </wp14:sizeRelH>
-                <wp14:sizeRelV relativeFrom="page">
+                <wp14:sizeRelV relativeFrom="margin">
                   <wp14:pctHeight>0</wp14:pctHeight>
                 </wp14:sizeRelV>
               </wp:anchor>
@@ -76,15 +239,14 @@
           </mc:Choice>
           <mc:Fallback>
             <w:pict>
-              <v:rect w14:anchorId="29450543" id="Rectangle 6" o:spid="_x0000_s1026" style="position:absolute;margin-left:0;margin-top:.6pt;width:37.75pt;height:46.05pt;z-index:251659264;visibility:visible;mso-wrap-style:square;mso-width-percent:0;mso-height-percent:0;mso-wrap-distance-left:9pt;mso-wrap-distance-top:0;mso-wrap-distance-right:9pt;mso-wrap-distance-bottom:0;mso-position-horizontal:absolute;mso-position-horizontal-relative:margin;mso-position-vertical:absolute;mso-position-vertical-relative:text;mso-width-percent:0;mso-height-percent:0;mso-width-relative:page;mso-height-relative:page;v-text-anchor:middle" o:gfxdata="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" stroked="f">
-                <v:fill r:id="rId5" o:title="" recolor="t" rotate="t" type="frame"/>
+              <v:rect w14:anchorId="2A2E771F" id="Rectangle 1" o:spid="_x0000_s1026" style="position:absolute;margin-left:0;margin-top:.65pt;width:37.75pt;height:46.05pt;z-index:251659264;visibility:visible;mso-wrap-style:square;mso-width-percent:0;mso-height-percent:0;mso-wrap-distance-left:9pt;mso-wrap-distance-top:0;mso-wrap-distance-right:9pt;mso-wrap-distance-bottom:0;mso-position-horizontal:absolute;mso-position-horizontal-relative:margin;mso-position-vertical:absolute;mso-position-vertical-relative:text;mso-width-percent:0;mso-height-percent:0;mso-width-relative:margin;mso-height-relative:margin;v-text-anchor:middle" o:gfxdata="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" stroked="f" strokeweight="2pt">
+                <v:fill r:id="rId7" o:title="" recolor="t" rotate="t" type="frame"/>
                 <w10:wrap anchorx="margin"/>
               </v:rect>
             </w:pict>
           </mc:Fallback>
         </mc:AlternateContent>
       </w:r>
-      <w:bookmarkStart w:id="0" w:name="_Hlk138315100"/>
       <w:r>
         <w:rPr>
           <w:rFonts w:ascii="Times New Roman" w:hAnsi="Times New Roman" w:cs="Times New Roman"/>
@@ -157,8 +319,7 @@
     <w:p>
       <w:pPr>
         <w:spacing w:after="0" w:line="240" w:lineRule="auto"/>
-        <w:ind w:left="450" w:hanging="450"/>
-        <w:jc w:val="center"/>
+        <w:ind w:hanging="450"/>
         <w:rPr>
           <w:rFonts w:ascii="Times New Roman" w:hAnsi="Times New Roman" w:cs="Times New Roman"/>
           <w:b/>
@@ -166,6 +327,61 @@
           <w:szCs w:val="28"/>
         </w:rPr>
       </w:pPr>
+      <w:r>
+        <w:rPr>
+          <w:rFonts w:ascii="Times New Roman" w:hAnsi="Times New Roman" w:cs="Times New Roman"/>
+          <w:b/>
+          <w:sz w:val="28"/>
+          <w:szCs w:val="28"/>
+        </w:rPr>
+        <w:t xml:space="preserve">       </w:t>
+      </w:r>
+      <w:r>
+        <w:rPr>
+          <w:rFonts w:ascii="Times New Roman" w:hAnsi="Times New Roman" w:cs="Times New Roman"/>
+          <w:b/>
+          <w:sz w:val="28"/>
+          <w:szCs w:val="28"/>
+        </w:rPr>
+        <w:tab/>
+      </w:r>
+      <w:r>
+        <w:rPr>
+          <w:rFonts w:ascii="Times New Roman" w:hAnsi="Times New Roman" w:cs="Times New Roman"/>
+          <w:b/>
+          <w:sz w:val="28"/>
+          <w:szCs w:val="28"/>
+        </w:rPr>
+        <w:tab/>
+      </w:r>
+      <w:r>
+        <w:rPr>
+          <w:rFonts w:ascii="Times New Roman" w:hAnsi="Times New Roman" w:cs="Times New Roman"/>
+          <w:b/>
+          <w:sz w:val="28"/>
+          <w:szCs w:val="28"/>
+        </w:rPr>
+        <w:tab/>
+        <w:t xml:space="preserve"> </w:t>
+      </w:r>
+      <w:r>
+        <w:rPr>
+          <w:rFonts w:ascii="Times New Roman" w:hAnsi="Times New Roman" w:cs="Times New Roman"/>
+          <w:b/>
+          <w:sz w:val="28"/>
+          <w:szCs w:val="28"/>
+        </w:rPr>
+        <w:tab/>
+      </w:r>
+      <w:r>
+        <w:rPr>
+          <w:rFonts w:ascii="Times New Roman" w:hAnsi="Times New Roman" w:cs="Times New Roman"/>
+          <w:b/>
+          <w:sz w:val="28"/>
+          <w:szCs w:val="28"/>
+        </w:rPr>
+        <w:t xml:space="preserve">    </w:t>
+      </w:r>
       <w:r>
         <w:rPr>
           <w:rFonts w:ascii="Times New Roman" w:hAnsi="Times New Roman" w:cs="Times New Roman"/>
@@ -174,7 +390,72 @@
           <w:szCs w:val="28"/>
           <w:u w:val="single"/>
         </w:rPr>
-        <w:t>First Achievement Test-2082</w:t>
+        <w:t>Third Terminal</w:t>
+      </w:r>
+      <w:r>
+        <w:rPr>
+          <w:rFonts w:ascii="Times New Roman" w:hAnsi="Times New Roman" w:cs="Times New Roman"/>
+          <w:b/>
+          <w:sz w:val="28"/>
+          <w:szCs w:val="28"/>
+          <w:u w:val="single"/>
+        </w:rPr>
+        <w:t xml:space="preserve"> Examination-20</w:t>
+      </w:r>
+      <w:r>
+        <w:rPr>
+          <w:rFonts w:ascii="Times New Roman" w:hAnsi="Times New Roman" w:cs="Times New Roman"/>
+          <w:b/>
+          <w:sz w:val="28"/>
+          <w:szCs w:val="28"/>
+          <w:u w:val="single"/>
+        </w:rPr>
+        <w:t>82</w:t>
+      </w:r>
+      <w:r>
+        <w:rPr>
+          <w:rFonts w:ascii="Times New Roman" w:hAnsi="Times New Roman" w:cs="Times New Roman"/>
+          <w:b/>
+          <w:sz w:val="28"/>
+          <w:szCs w:val="28"/>
+        </w:rPr>
+        <w:tab/>
+      </w:r>
+      <w:r>
+        <w:rPr>
+          <w:rFonts w:ascii="Times New Roman" w:hAnsi="Times New Roman" w:cs="Times New Roman"/>
+          <w:b/>
+          <w:sz w:val="28"/>
+          <w:szCs w:val="28"/>
+        </w:rPr>
+        <w:tab/>
+      </w:r>
+      <w:r>
+        <w:rPr>
+          <w:rFonts w:ascii="Times New Roman" w:hAnsi="Times New Roman" w:cs="Times New Roman"/>
+          <w:b/>
+          <w:sz w:val="28"/>
+          <w:szCs w:val="28"/>
+        </w:rPr>
+        <w:tab/>
+      </w:r>
+      <w:r>
+        <w:rPr>
+          <w:rFonts w:ascii="Times New Roman" w:hAnsi="Times New Roman" w:cs="Times New Roman"/>
+          <w:b/>
+          <w:sz w:val="28"/>
+          <w:szCs w:val="28"/>
+        </w:rPr>
+        <w:tab/>
+      </w:r>
+      <w:r>
+        <w:rPr>
+          <w:rFonts w:ascii="Times New Roman" w:hAnsi="Times New Roman" w:cs="Times New Roman"/>
+          <w:b/>
+          <w:sz w:val="28"/>
+          <w:szCs w:val="28"/>
+        </w:rPr>
+        <w:t xml:space="preserve"> </w:t>
       </w:r>
     </w:p>
     <w:p>
@@ -197,7 +478,7 @@
           <w:sz w:val="28"/>
           <w:szCs w:val="28"/>
         </w:rPr>
-        <w:t>Class:4</w:t>
+        <w:t>Class:</w:t>
       </w:r>
       <w:r>
         <w:rPr>
@@ -206,7 +487,7 @@
           <w:sz w:val="28"/>
           <w:szCs w:val="28"/>
         </w:rPr>
-        <w:tab/>
+        <w:t xml:space="preserve"> </w:t>
       </w:r>
       <w:r>
         <w:rPr>
@@ -215,8 +496,7 @@
           <w:sz w:val="28"/>
           <w:szCs w:val="28"/>
         </w:rPr>
-        <w:tab/>
-        <w:t xml:space="preserve">           </w:t>
+        <w:t>Four</w:t>
       </w:r>
       <w:r>
         <w:rPr>
@@ -235,6 +515,34 @@
           <w:szCs w:val="28"/>
         </w:rPr>
         <w:tab/>
+        <w:t xml:space="preserve">       </w:t>
+      </w:r>
+      <w:r>
+        <w:rPr>
+          <w:rFonts w:ascii="Times New Roman" w:hAnsi="Times New Roman" w:cs="Times New Roman"/>
+          <w:b/>
+          <w:sz w:val="28"/>
+          <w:szCs w:val="28"/>
+        </w:rPr>
+        <w:t xml:space="preserve">    </w:t>
+      </w:r>
+      <w:r>
+        <w:rPr>
+          <w:rFonts w:ascii="Times New Roman" w:hAnsi="Times New Roman" w:cs="Times New Roman"/>
+          <w:b/>
+          <w:sz w:val="28"/>
+          <w:szCs w:val="28"/>
+        </w:rPr>
+        <w:tab/>
+      </w:r>
+      <w:r>
+        <w:rPr>
+          <w:rFonts w:ascii="Times New Roman" w:hAnsi="Times New Roman" w:cs="Times New Roman"/>
+          <w:b/>
+          <w:sz w:val="28"/>
+          <w:szCs w:val="28"/>
+        </w:rPr>
+        <w:tab/>
       </w:r>
       <w:r>
         <w:rPr>
@@ -243,7 +551,7 @@
           <w:sz w:val="24"/>
           <w:szCs w:val="24"/>
         </w:rPr>
-        <w:t>Time: - 1hrs.</w:t>
+        <w:t>Time: -</w:t>
       </w:r>
       <w:r>
         <w:rPr>
@@ -252,7 +560,7 @@
           <w:sz w:val="24"/>
           <w:szCs w:val="24"/>
         </w:rPr>
-        <w:tab/>
+        <w:t xml:space="preserve"> 1 hr.</w:t>
       </w:r>
       <w:r>
         <w:rPr>
@@ -285,10 +593,64 @@
         <w:rPr>
           <w:rFonts w:ascii="Times New Roman" w:hAnsi="Times New Roman" w:cs="Times New Roman"/>
           <w:b/>
+          <w:sz w:val="24"/>
+          <w:szCs w:val="24"/>
+        </w:rPr>
+        <w:tab/>
+      </w:r>
+      <w:r>
+        <w:rPr>
+          <w:rFonts w:ascii="Times New Roman" w:hAnsi="Times New Roman" w:cs="Times New Roman"/>
+          <w:b/>
+          <w:sz w:val="24"/>
+          <w:szCs w:val="24"/>
+        </w:rPr>
+        <w:tab/>
+      </w:r>
+      <w:r>
+        <w:rPr>
+          <w:rFonts w:ascii="Times New Roman" w:hAnsi="Times New Roman" w:cs="Times New Roman"/>
+          <w:b/>
+          <w:sz w:val="24"/>
+          <w:szCs w:val="24"/>
+        </w:rPr>
+        <w:tab/>
+      </w:r>
+      <w:r>
+        <w:rPr>
+          <w:rFonts w:ascii="Times New Roman" w:hAnsi="Times New Roman" w:cs="Times New Roman"/>
+          <w:b/>
           <w:sz w:val="28"/>
           <w:szCs w:val="28"/>
         </w:rPr>
-        <w:t xml:space="preserve">F.M.:25  </w:t>
+        <w:t>F.M.:</w:t>
+      </w:r>
+      <w:r>
+        <w:rPr>
+          <w:rFonts w:ascii="Times New Roman" w:hAnsi="Times New Roman" w:cs="Times New Roman"/>
+          <w:b/>
+          <w:sz w:val="28"/>
+          <w:szCs w:val="28"/>
+        </w:rPr>
+        <w:t xml:space="preserve"> </w:t>
+      </w:r>
+      <w:r>
+        <w:rPr>
+          <w:rFonts w:ascii="Times New Roman" w:hAnsi="Times New Roman" w:cs="Times New Roman"/>
+          <w:b/>
+          <w:sz w:val="28"/>
+          <w:szCs w:val="28"/>
+        </w:rPr>
+        <w:t>25</w:t>
+      </w:r>
+      <w:r>
+        <w:rPr>
+          <w:rFonts w:ascii="Times New Roman" w:hAnsi="Times New Roman" w:cs="Times New Roman"/>
+          <w:b/>
+          <w:sz w:val="28"/>
+          <w:szCs w:val="28"/>
+        </w:rPr>
+        <w:t xml:space="preserve"> </w:t>
       </w:r>
     </w:p>
     <w:p>
@@ -311,7 +673,7 @@
           <w:sz w:val="28"/>
           <w:szCs w:val="28"/>
         </w:rPr>
-        <w:t>Sub: Computer</w:t>
+        <w:t>Sub:</w:t>
       </w:r>
       <w:r>
         <w:rPr>
@@ -320,91 +682,18 @@
           <w:sz w:val="28"/>
           <w:szCs w:val="28"/>
         </w:rPr>
-        <w:tab/>
-      </w:r>
-      <w:r>
-        <w:rPr>
-          <w:rFonts w:ascii="Times New Roman" w:hAnsi="Times New Roman" w:cs="Times New Roman"/>
-          <w:b/>
-          <w:sz w:val="28"/>
-          <w:szCs w:val="28"/>
-        </w:rPr>
-        <w:tab/>
-      </w:r>
-      <w:r>
-        <w:rPr>
-          <w:rFonts w:ascii="Times New Roman" w:hAnsi="Times New Roman" w:cs="Times New Roman"/>
-          <w:b/>
-          <w:sz w:val="28"/>
-          <w:szCs w:val="28"/>
-        </w:rPr>
-        <w:tab/>
-      </w:r>
-      <w:r>
-        <w:rPr>
-          <w:rFonts w:ascii="Times New Roman" w:hAnsi="Times New Roman" w:cs="Times New Roman"/>
-          <w:b/>
-          <w:sz w:val="28"/>
-          <w:szCs w:val="28"/>
-        </w:rPr>
-        <w:tab/>
-      </w:r>
-      <w:r>
-        <w:rPr>
-          <w:rFonts w:ascii="Times New Roman" w:hAnsi="Times New Roman" w:cs="Times New Roman"/>
-          <w:b/>
-          <w:sz w:val="28"/>
-          <w:szCs w:val="28"/>
-        </w:rPr>
-        <w:tab/>
-      </w:r>
-      <w:r>
-        <w:rPr>
-          <w:rFonts w:ascii="Times New Roman" w:hAnsi="Times New Roman" w:cs="Times New Roman"/>
-          <w:b/>
-          <w:sz w:val="28"/>
-          <w:szCs w:val="28"/>
-        </w:rPr>
-        <w:tab/>
-      </w:r>
-      <w:r>
-        <w:rPr>
-          <w:rFonts w:ascii="Times New Roman" w:hAnsi="Times New Roman" w:cs="Times New Roman"/>
-          <w:b/>
-          <w:sz w:val="28"/>
-          <w:szCs w:val="28"/>
-        </w:rPr>
-        <w:tab/>
-      </w:r>
-      <w:r>
-        <w:rPr>
-          <w:rFonts w:ascii="Times New Roman" w:hAnsi="Times New Roman" w:cs="Times New Roman"/>
-          <w:b/>
-          <w:sz w:val="28"/>
-          <w:szCs w:val="28"/>
-        </w:rPr>
-        <w:tab/>
-      </w:r>
-      <w:r>
-        <w:rPr>
-          <w:rFonts w:ascii="Times New Roman" w:hAnsi="Times New Roman" w:cs="Times New Roman"/>
-          <w:b/>
-          <w:sz w:val="28"/>
-          <w:szCs w:val="28"/>
-        </w:rPr>
-        <w:tab/>
-        <w:t xml:space="preserve">P.M.:09 </w:t>
+        <w:t xml:space="preserve"> Computer</w:t>
       </w:r>
     </w:p>
     <w:tbl>
       <w:tblPr>
         <w:tblStyle w:val="TableGrid"/>
-        <w:tblW w:w="10348" w:type="dxa"/>
-        <w:tblInd w:w="-147" w:type="dxa"/>
+        <w:tblW w:w="10492" w:type="dxa"/>
+        <w:tblInd w:w="108" w:type="dxa"/>
         <w:tblLook w:val="04A0" w:firstRow="1" w:lastRow="0" w:firstColumn="1" w:lastColumn="0" w:noHBand="0" w:noVBand="1"/>
       </w:tblPr>
       <w:tblGrid>
-        <w:gridCol w:w="10348"/>
+        <w:gridCol w:w="10492"/>
       </w:tblGrid>
       <w:tr>
         <w:trPr>
@@ -412,18 +701,11 @@
         </w:trPr>
         <w:tc>
           <w:tcPr>
-            <w:tcW w:w="10348" w:type="dxa"/>
-            <w:tcBorders>
-              <w:top w:val="single" w:sz="4" w:space="0" w:color="auto"/>
-              <w:left w:val="single" w:sz="4" w:space="0" w:color="auto"/>
-              <w:bottom w:val="single" w:sz="4" w:space="0" w:color="auto"/>
-              <w:right w:val="single" w:sz="4" w:space="0" w:color="auto"/>
-            </w:tcBorders>
-            <w:hideMark/>
+            <w:tcW w:w="10492" w:type="dxa"/>
           </w:tcPr>
           <w:p>
             <w:pPr>
-              <w:spacing w:before="120"/>
+              <w:spacing w:before="120" w:after="0" w:line="240" w:lineRule="auto"/>
               <w:ind w:right="-653"/>
               <w:rPr>
                 <w:rFonts w:ascii="Times New Roman" w:hAnsi="Times New Roman" w:cs="Times New Roman"/>
@@ -439,28 +721,59 @@
                 <w:sz w:val="28"/>
                 <w:szCs w:val="28"/>
               </w:rPr>
-              <w:t xml:space="preserve">Name:                                                                            Roll No.:           Sec.:                                    </w:t>
+              <w:t>N</w:t>
+            </w:r>
+            <w:r>
+              <w:rPr>
+                <w:rFonts w:ascii="Times New Roman" w:hAnsi="Times New Roman" w:cs="Times New Roman"/>
+                <w:b/>
+                <w:sz w:val="28"/>
+                <w:szCs w:val="28"/>
+              </w:rPr>
+              <w:t>ame</w:t>
+            </w:r>
+            <w:r>
+              <w:rPr>
+                <w:rFonts w:ascii="Times New Roman" w:hAnsi="Times New Roman" w:cs="Times New Roman"/>
+                <w:b/>
+                <w:sz w:val="28"/>
+                <w:szCs w:val="28"/>
+              </w:rPr>
+              <w:t xml:space="preserve">:                                                        </w:t>
+            </w:r>
+            <w:r>
+              <w:rPr>
+                <w:rFonts w:ascii="Times New Roman" w:hAnsi="Times New Roman" w:cs="Times New Roman"/>
+                <w:b/>
+                <w:sz w:val="28"/>
+                <w:szCs w:val="28"/>
+              </w:rPr>
+              <w:t xml:space="preserve">                  </w:t>
+            </w:r>
+            <w:r>
+              <w:rPr>
+                <w:rFonts w:ascii="Times New Roman" w:hAnsi="Times New Roman" w:cs="Times New Roman"/>
+                <w:b/>
+                <w:sz w:val="28"/>
+                <w:szCs w:val="28"/>
+              </w:rPr>
+              <w:t xml:space="preserve">  Roll No.:           Sec.:                                    </w:t>
             </w:r>
           </w:p>
         </w:tc>
       </w:tr>
       <w:tr>
         <w:trPr>
-          <w:trHeight w:val="386"/>
+          <w:trHeight w:val="1070"/>
         </w:trPr>
         <w:tc>
           <w:tcPr>
-            <w:tcW w:w="10348" w:type="dxa"/>
-            <w:tcBorders>
-              <w:top w:val="single" w:sz="4" w:space="0" w:color="auto"/>
-              <w:left w:val="single" w:sz="4" w:space="0" w:color="auto"/>
-              <w:bottom w:val="single" w:sz="4" w:space="0" w:color="auto"/>
-              <w:right w:val="single" w:sz="4" w:space="0" w:color="auto"/>
-            </w:tcBorders>
-            <w:hideMark/>
+            <w:tcW w:w="10492" w:type="dxa"/>
           </w:tcPr>
           <w:p>
             <w:pPr>
+              <w:spacing w:after="0" w:line="240" w:lineRule="auto"/>
+              <w:ind w:left="180" w:firstLine="360"/>
               <w:rPr>
                 <w:rFonts w:ascii="Times New Roman" w:hAnsi="Times New Roman" w:cs="Times New Roman"/>
                 <w:b/>
@@ -470,32 +783,38 @@
             </w:pPr>
             <w:r>
               <w:rPr>
+                <w:rFonts w:ascii="Times New Roman" w:hAnsi="Times New Roman" w:cs="Times New Roman"/>
                 <w:noProof/>
+                <w:szCs w:val="22"/>
               </w:rPr>
               <mc:AlternateContent>
                 <mc:Choice Requires="wps">
                   <w:drawing>
-                    <wp:anchor distT="0" distB="0" distL="114300" distR="114300" simplePos="0" relativeHeight="251660288" behindDoc="0" locked="0" layoutInCell="1" allowOverlap="1" wp14:anchorId="5799E01D" wp14:editId="45378B68">
+                    <wp:anchor distT="0" distB="0" distL="114300" distR="114300" simplePos="0" relativeHeight="251660288" behindDoc="0" locked="0" layoutInCell="1" allowOverlap="1" wp14:anchorId="5F20CE33" wp14:editId="08935B0A">
                       <wp:simplePos x="0" y="0"/>
                       <wp:positionH relativeFrom="column">
-                        <wp:posOffset>5770880</wp:posOffset>
+                        <wp:posOffset>5427345</wp:posOffset>
                       </wp:positionH>
                       <wp:positionV relativeFrom="paragraph">
-                        <wp:posOffset>53975</wp:posOffset>
+                        <wp:posOffset>103505</wp:posOffset>
                       </wp:positionV>
-                      <wp:extent cx="748665" cy="227330"/>
-                      <wp:effectExtent l="19050" t="19050" r="13335" b="20320"/>
+                      <wp:extent cx="1095375" cy="436245"/>
+                      <wp:effectExtent l="19050" t="19050" r="28575" b="20955"/>
                       <wp:wrapNone/>
-                      <wp:docPr id="1725152861" name="Rectangle 5"/>
-                      <wp:cNvGraphicFramePr/>
+                      <wp:docPr id="8" name="Rectangle 2"/>
+                      <wp:cNvGraphicFramePr>
+                        <a:graphicFrameLocks xmlns:a="http://schemas.openxmlformats.org/drawingml/2006/main"/>
+                      </wp:cNvGraphicFramePr>
                       <a:graphic xmlns:a="http://schemas.openxmlformats.org/drawingml/2006/main">
                         <a:graphicData uri="http://schemas.microsoft.com/office/word/2010/wordprocessingShape">
                           <wps:wsp>
-                            <wps:cNvSpPr/>
+                            <wps:cNvSpPr>
+                              <a:spLocks/>
+                            </wps:cNvSpPr>
                             <wps:spPr>
                               <a:xfrm>
                                 <a:off x="0" y="0"/>
-                                <a:ext cx="748665" cy="227330"/>
+                                <a:ext cx="1095375" cy="436245"/>
                               </a:xfrm>
                               <a:prstGeom prst="rect">
                                 <a:avLst/>
@@ -520,7 +839,10 @@
                                 <a:schemeClr val="dk1"/>
                               </a:fontRef>
                             </wps:style>
-                            <wps:bodyPr rot="0" spcFirstLastPara="0" vertOverflow="clip" horzOverflow="clip" vert="horz" wrap="square" lIns="91440" tIns="45720" rIns="91440" bIns="45720" numCol="1" spcCol="0" rtlCol="0" fromWordArt="0" anchor="ctr" anchorCtr="0" forceAA="0" compatLnSpc="1">
+                            <wps:bodyPr rot="0" spcFirstLastPara="0" vertOverflow="overflow" horzOverflow="overflow" vert="horz" wrap="square" lIns="91440" tIns="45720" rIns="91440" bIns="45720" numCol="1" spcCol="0" rtlCol="0" fromWordArt="0" anchor="ctr" anchorCtr="0" forceAA="0" compatLnSpc="1">
+                              <a:prstTxWarp prst="textNoShape">
+                                <a:avLst/>
+                              </a:prstTxWarp>
                               <a:noAutofit/>
                             </wps:bodyPr>
                           </wps:wsp>
@@ -529,7 +851,7 @@
                       <wp14:sizeRelH relativeFrom="page">
                         <wp14:pctWidth>0</wp14:pctWidth>
                       </wp14:sizeRelH>
-                      <wp14:sizeRelV relativeFrom="page">
+                      <wp14:sizeRelV relativeFrom="margin">
                         <wp14:pctHeight>0</wp14:pctHeight>
                       </wp14:sizeRelV>
                     </wp:anchor>
@@ -537,7 +859,9 @@
                 </mc:Choice>
                 <mc:Fallback>
                   <w:pict>
-                    <v:rect w14:anchorId="5969D089" id="Rectangle 5" o:spid="_x0000_s1026" style="position:absolute;margin-left:454.4pt;margin-top:4.25pt;width:58.95pt;height:17.9pt;z-index:251660288;visibility:visible;mso-wrap-style:square;mso-width-percent:0;mso-height-percent:0;mso-wrap-distance-left:9pt;mso-wrap-distance-top:0;mso-wrap-distance-right:9pt;mso-wrap-distance-bottom:0;mso-position-horizontal:absolute;mso-position-horizontal-relative:text;mso-position-vertical:absolute;mso-position-vertical-relative:text;mso-width-percent:0;mso-height-percent:0;mso-width-relative:page;mso-height-relative:page;v-text-anchor:middle" o:gfxdata="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" fillcolor="white [3201]" strokecolor="black [3213]" strokeweight="2.25pt"/>
+                    <v:rect w14:anchorId="2443045B" id="Rectangle 2" o:spid="_x0000_s1026" style="position:absolute;margin-left:427.35pt;margin-top:8.15pt;width:86.25pt;height:34.35pt;z-index:251660288;visibility:visible;mso-wrap-style:square;mso-width-percent:0;mso-height-percent:0;mso-wrap-distance-left:9pt;mso-wrap-distance-top:0;mso-wrap-distance-right:9pt;mso-wrap-distance-bottom:0;mso-position-horizontal:absolute;mso-position-horizontal-relative:text;mso-position-vertical:absolute;mso-position-vertical-relative:text;mso-width-percent:0;mso-height-percent:0;mso-width-relative:page;mso-height-relative:margin;v-text-anchor:middle" o:gfxdata="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" fillcolor="white [3201]" strokecolor="black [3213]" strokeweight="2.25pt">
+                      <v:path arrowok="t"/>
+                    </v:rect>
                   </w:pict>
                 </mc:Fallback>
               </mc:AlternateContent>
@@ -549,7 +873,28 @@
                 <w:sz w:val="28"/>
                 <w:szCs w:val="28"/>
               </w:rPr>
-              <w:tab/>
+              <w:t xml:space="preserve"> </w:t>
+            </w:r>
+          </w:p>
+          <w:p>
+            <w:pPr>
+              <w:spacing w:after="0" w:line="240" w:lineRule="auto"/>
+              <w:ind w:left="180" w:firstLine="360"/>
+              <w:rPr>
+                <w:rFonts w:ascii="Times New Roman" w:hAnsi="Times New Roman" w:cs="Times New Roman"/>
+                <w:b/>
+                <w:sz w:val="28"/>
+                <w:szCs w:val="28"/>
+              </w:rPr>
+            </w:pPr>
+            <w:r>
+              <w:rPr>
+                <w:rFonts w:ascii="Times New Roman" w:hAnsi="Times New Roman" w:cs="Times New Roman"/>
+                <w:b/>
+                <w:sz w:val="28"/>
+                <w:szCs w:val="28"/>
+              </w:rPr>
+              <w:softHyphen/>
             </w:r>
             <w:r>
               <w:rPr>
@@ -558,7 +903,7 @@
                 <w:sz w:val="28"/>
                 <w:szCs w:val="28"/>
               </w:rPr>
-              <w:tab/>
+              <w:softHyphen/>
             </w:r>
             <w:r>
               <w:rPr>
@@ -567,7 +912,7 @@
                 <w:sz w:val="28"/>
                 <w:szCs w:val="28"/>
               </w:rPr>
-              <w:tab/>
+              <w:softHyphen/>
             </w:r>
             <w:r>
               <w:rPr>
@@ -576,7 +921,7 @@
                 <w:sz w:val="28"/>
                 <w:szCs w:val="28"/>
               </w:rPr>
-              <w:tab/>
+              <w:softHyphen/>
             </w:r>
             <w:r>
               <w:rPr>
@@ -585,7 +930,7 @@
                 <w:sz w:val="28"/>
                 <w:szCs w:val="28"/>
               </w:rPr>
-              <w:tab/>
+              <w:softHyphen/>
             </w:r>
             <w:r>
               <w:rPr>
@@ -594,7 +939,7 @@
                 <w:sz w:val="28"/>
                 <w:szCs w:val="28"/>
               </w:rPr>
-              <w:tab/>
+              <w:softHyphen/>
             </w:r>
             <w:r>
               <w:rPr>
@@ -603,7 +948,7 @@
                 <w:sz w:val="28"/>
                 <w:szCs w:val="28"/>
               </w:rPr>
-              <w:tab/>
+              <w:softHyphen/>
             </w:r>
             <w:r>
               <w:rPr>
@@ -612,7 +957,7 @@
                 <w:sz w:val="28"/>
                 <w:szCs w:val="28"/>
               </w:rPr>
-              <w:tab/>
+              <w:softHyphen/>
             </w:r>
             <w:r>
               <w:rPr>
@@ -621,7 +966,7 @@
                 <w:sz w:val="28"/>
                 <w:szCs w:val="28"/>
               </w:rPr>
-              <w:tab/>
+              <w:softHyphen/>
             </w:r>
             <w:r>
               <w:rPr>
@@ -630,72 +975,285 @@
                 <w:sz w:val="28"/>
                 <w:szCs w:val="28"/>
               </w:rPr>
-              <w:tab/>
+              <w:softHyphen/>
+            </w:r>
+            <w:r>
+              <w:rPr>
+                <w:rFonts w:ascii="Times New Roman" w:hAnsi="Times New Roman" w:cs="Times New Roman"/>
+                <w:b/>
+                <w:sz w:val="28"/>
+                <w:szCs w:val="28"/>
+              </w:rPr>
+              <w:softHyphen/>
+            </w:r>
+            <w:r>
+              <w:rPr>
+                <w:rFonts w:ascii="Times New Roman" w:hAnsi="Times New Roman" w:cs="Times New Roman"/>
+                <w:b/>
+                <w:sz w:val="28"/>
+                <w:szCs w:val="28"/>
+              </w:rPr>
+              <w:softHyphen/>
+              <w:t xml:space="preserve"> ________________                </w:t>
+            </w:r>
+            <w:r>
+              <w:rPr>
+                <w:rFonts w:ascii="Times New Roman" w:hAnsi="Times New Roman" w:cs="Times New Roman"/>
+                <w:b/>
+                <w:sz w:val="28"/>
+                <w:szCs w:val="28"/>
+              </w:rPr>
+              <w:t xml:space="preserve">      ______________    </w:t>
+            </w:r>
+            <w:r>
+              <w:rPr>
+                <w:rFonts w:ascii="Times New Roman" w:hAnsi="Times New Roman" w:cs="Times New Roman"/>
+                <w:b/>
+                <w:sz w:val="28"/>
+                <w:szCs w:val="28"/>
+              </w:rPr>
               <w:t>OBT.MARKS:</w:t>
             </w:r>
           </w:p>
+          <w:p>
+            <w:pPr>
+              <w:spacing w:after="0" w:line="240" w:lineRule="auto"/>
+              <w:ind w:left="180" w:firstLine="360"/>
+              <w:rPr>
+                <w:rFonts w:ascii="Times New Roman" w:hAnsi="Times New Roman" w:cs="Times New Roman"/>
+                <w:b/>
+                <w:sz w:val="28"/>
+                <w:szCs w:val="28"/>
+              </w:rPr>
+            </w:pPr>
+            <w:r>
+              <w:rPr>
+                <w:rFonts w:ascii="Times New Roman" w:hAnsi="Times New Roman" w:cs="Times New Roman"/>
+                <w:b/>
+                <w:sz w:val="28"/>
+                <w:szCs w:val="28"/>
+              </w:rPr>
+              <w:t xml:space="preserve">    </w:t>
+            </w:r>
+            <w:r>
+              <w:rPr>
+                <w:rFonts w:ascii="Times New Roman" w:hAnsi="Times New Roman" w:cs="Times New Roman"/>
+                <w:b/>
+                <w:sz w:val="28"/>
+                <w:szCs w:val="28"/>
+              </w:rPr>
+              <w:t xml:space="preserve">INVIGILATOR </w:t>
+            </w:r>
+            <w:r>
+              <w:rPr>
+                <w:rFonts w:ascii="Times New Roman" w:hAnsi="Times New Roman" w:cs="Times New Roman"/>
+                <w:b/>
+                <w:sz w:val="28"/>
+                <w:szCs w:val="28"/>
+              </w:rPr>
+              <w:t xml:space="preserve">                         </w:t>
+            </w:r>
+            <w:r>
+              <w:rPr>
+                <w:rFonts w:ascii="Times New Roman" w:hAnsi="Times New Roman" w:cs="Times New Roman"/>
+                <w:b/>
+                <w:sz w:val="28"/>
+                <w:szCs w:val="28"/>
+              </w:rPr>
+              <w:t xml:space="preserve"> EXAMINER</w:t>
+            </w:r>
+          </w:p>
         </w:tc>
-        <w:bookmarkEnd w:id="0"/>
       </w:tr>
     </w:tbl>
-    <w:p/>
-    <w:p>
-      <w:pPr>
-        <w:rPr>
-          <w:rFonts w:ascii="Times New Roman" w:hAnsi="Times New Roman" w:cs="Times New Roman"/>
-          <w:b/>
-          <w:bCs/>
-        </w:rPr>
-      </w:pPr>
-      <w:r>
-        <w:rPr>
-          <w:rFonts w:ascii="Times New Roman" w:hAnsi="Times New Roman" w:cs="Times New Roman"/>
-          <w:b/>
-          <w:bCs/>
-        </w:rPr>
-        <w:t>1</w:t>
-      </w:r>
-      <w:r>
-        <w:rPr>
-          <w:rFonts w:ascii="Times New Roman" w:hAnsi="Times New Roman" w:cs="Times New Roman"/>
-          <w:b/>
-          <w:bCs/>
-        </w:rPr>
-        <w:t xml:space="preserve">. </w:t>
-      </w:r>
-      <w:r>
-        <w:rPr>
-          <w:rFonts w:ascii="Times New Roman" w:hAnsi="Times New Roman" w:cs="Times New Roman"/>
-          <w:b/>
-          <w:bCs/>
-        </w:rPr>
-        <w:t>Choose the Best Answer (3 x 1 = 3) ​</w:t>
-      </w:r>
-    </w:p>
-    <w:p>
-      <w:pPr>
-        <w:rPr>
-          <w:rFonts w:ascii="Times New Roman" w:hAnsi="Times New Roman" w:cs="Times New Roman"/>
-        </w:rPr>
-      </w:pPr>
-      <w:r>
-        <w:rPr>
-          <w:rFonts w:ascii="Times New Roman" w:hAnsi="Times New Roman" w:cs="Times New Roman"/>
+    <w:bookmarkEnd w:id="0"/>
+    <w:p>
+      <w:pPr>
+        <w:spacing w:after="0" w:line="240" w:lineRule="auto"/>
+        <w:ind w:left="-144"/>
+        <w:rPr>
+          <w:rFonts w:ascii="Times New Roman" w:hAnsi="Times New Roman" w:cs="Times New Roman"/>
+          <w:b/>
+          <w:bCs/>
+          <w:sz w:val="28"/>
+          <w:szCs w:val="24"/>
+        </w:rPr>
+      </w:pPr>
+      <w:r>
+        <w:rPr>
+          <w:rFonts w:ascii="Times New Roman" w:hAnsi="Times New Roman" w:cs="Times New Roman"/>
+          <w:b/>
+          <w:bCs/>
+          <w:sz w:val="28"/>
+          <w:szCs w:val="24"/>
+        </w:rPr>
+        <w:t>1. Choose the Best Answer</w:t>
+      </w:r>
+      <w:r>
+        <w:rPr>
+          <w:rFonts w:ascii="Times New Roman" w:hAnsi="Times New Roman" w:cs="Times New Roman"/>
+          <w:b/>
+          <w:bCs/>
+          <w:sz w:val="28"/>
+          <w:szCs w:val="24"/>
+        </w:rPr>
+        <w:t>.</w:t>
+      </w:r>
+      <w:r>
+        <w:rPr>
+          <w:rFonts w:ascii="Times New Roman" w:hAnsi="Times New Roman" w:cs="Times New Roman"/>
+          <w:b/>
+          <w:bCs/>
+          <w:sz w:val="28"/>
+          <w:szCs w:val="24"/>
+        </w:rPr>
+        <w:tab/>
+      </w:r>
+      <w:r>
+        <w:rPr>
+          <w:rFonts w:ascii="Times New Roman" w:hAnsi="Times New Roman" w:cs="Times New Roman"/>
+          <w:b/>
+          <w:bCs/>
+          <w:sz w:val="28"/>
+          <w:szCs w:val="24"/>
+        </w:rPr>
+        <w:tab/>
+      </w:r>
+      <w:r>
+        <w:rPr>
+          <w:rFonts w:ascii="Times New Roman" w:hAnsi="Times New Roman" w:cs="Times New Roman"/>
+          <w:b/>
+          <w:bCs/>
+          <w:sz w:val="28"/>
+          <w:szCs w:val="24"/>
+        </w:rPr>
+        <w:tab/>
+      </w:r>
+      <w:r>
+        <w:rPr>
+          <w:rFonts w:ascii="Times New Roman" w:hAnsi="Times New Roman" w:cs="Times New Roman"/>
+          <w:b/>
+          <w:bCs/>
+          <w:sz w:val="28"/>
+          <w:szCs w:val="24"/>
+        </w:rPr>
+        <w:tab/>
+      </w:r>
+      <w:r>
+        <w:rPr>
+          <w:rFonts w:ascii="Times New Roman" w:hAnsi="Times New Roman" w:cs="Times New Roman"/>
+          <w:b/>
+          <w:bCs/>
+          <w:sz w:val="28"/>
+          <w:szCs w:val="24"/>
+        </w:rPr>
+        <w:tab/>
+      </w:r>
+      <w:r>
+        <w:rPr>
+          <w:rFonts w:ascii="Times New Roman" w:hAnsi="Times New Roman" w:cs="Times New Roman"/>
+          <w:b/>
+          <w:bCs/>
+          <w:sz w:val="28"/>
+          <w:szCs w:val="24"/>
+        </w:rPr>
+        <w:tab/>
+      </w:r>
+      <w:r>
+        <w:rPr>
+          <w:rFonts w:ascii="Times New Roman" w:hAnsi="Times New Roman" w:cs="Times New Roman"/>
+          <w:b/>
+          <w:bCs/>
+          <w:sz w:val="28"/>
+          <w:szCs w:val="24"/>
+        </w:rPr>
+        <w:tab/>
+      </w:r>
+      <w:r>
+        <w:rPr>
+          <w:rFonts w:ascii="Times New Roman" w:hAnsi="Times New Roman" w:cs="Times New Roman"/>
+          <w:b/>
+          <w:bCs/>
+          <w:sz w:val="28"/>
+          <w:szCs w:val="24"/>
+        </w:rPr>
+        <w:tab/>
+      </w:r>
+      <w:r>
+        <w:rPr>
+          <w:rFonts w:ascii="Times New Roman" w:hAnsi="Times New Roman" w:cs="Times New Roman"/>
+          <w:b/>
+          <w:bCs/>
+          <w:sz w:val="28"/>
+          <w:szCs w:val="24"/>
+        </w:rPr>
+        <w:tab/>
+      </w:r>
+      <w:r>
+        <w:rPr>
+          <w:rFonts w:ascii="Times New Roman" w:hAnsi="Times New Roman" w:cs="Times New Roman"/>
+          <w:b/>
+          <w:bCs/>
+          <w:sz w:val="28"/>
+          <w:szCs w:val="24"/>
+        </w:rPr>
+        <w:t>(3</w:t>
+      </w:r>
+      <w:r>
+        <w:rPr>
+          <w:rFonts w:ascii="Times New Roman" w:hAnsi="Times New Roman" w:cs="Times New Roman"/>
+          <w:b/>
+          <w:bCs/>
+          <w:sz w:val="28"/>
+          <w:szCs w:val="24"/>
+        </w:rPr>
+        <w:t>×</w:t>
+      </w:r>
+      <w:r>
+        <w:rPr>
+          <w:rFonts w:ascii="Times New Roman" w:hAnsi="Times New Roman" w:cs="Times New Roman"/>
+          <w:b/>
+          <w:bCs/>
+          <w:sz w:val="28"/>
+          <w:szCs w:val="24"/>
+        </w:rPr>
+        <w:t>1=3) ​</w:t>
+      </w:r>
+    </w:p>
+    <w:p>
+      <w:pPr>
+        <w:spacing w:after="0" w:line="240" w:lineRule="auto"/>
+        <w:rPr>
+          <w:rFonts w:ascii="Times New Roman" w:hAnsi="Times New Roman" w:cs="Times New Roman"/>
+          <w:sz w:val="28"/>
+          <w:szCs w:val="24"/>
+        </w:rPr>
+      </w:pPr>
+      <w:r>
+        <w:rPr>
+          <w:rFonts w:ascii="Times New Roman" w:hAnsi="Times New Roman" w:cs="Times New Roman"/>
+          <w:sz w:val="28"/>
+          <w:szCs w:val="24"/>
         </w:rPr>
         <w:t xml:space="preserve">a) The example of input device is: </w:t>
       </w:r>
     </w:p>
     <w:p>
       <w:pPr>
+        <w:spacing w:after="0" w:line="360" w:lineRule="auto"/>
         <w:ind w:left="720"/>
         <w:rPr>
           <w:rFonts w:ascii="Times New Roman" w:hAnsi="Times New Roman" w:cs="Times New Roman"/>
+          <w:sz w:val="28"/>
+          <w:szCs w:val="24"/>
         </w:rPr>
       </w:pPr>
       <w:proofErr w:type="spellStart"/>
       <w:r>
         <w:rPr>
           <w:rFonts w:ascii="Times New Roman" w:hAnsi="Times New Roman" w:cs="Times New Roman"/>
+          <w:sz w:val="28"/>
+          <w:szCs w:val="24"/>
         </w:rPr>
         <w:t>i</w:t>
       </w:r>
@@ -703,77 +1261,103 @@
       <w:r>
         <w:rPr>
           <w:rFonts w:ascii="Times New Roman" w:hAnsi="Times New Roman" w:cs="Times New Roman"/>
+          <w:sz w:val="28"/>
+          <w:szCs w:val="24"/>
         </w:rPr>
         <w:t xml:space="preserve">) Monitor </w:t>
       </w:r>
     </w:p>
     <w:p>
       <w:pPr>
+        <w:spacing w:after="0" w:line="360" w:lineRule="auto"/>
         <w:ind w:left="720"/>
         <w:rPr>
           <w:rFonts w:ascii="Times New Roman" w:hAnsi="Times New Roman" w:cs="Times New Roman"/>
-        </w:rPr>
-      </w:pPr>
-      <w:r>
-        <w:rPr>
-          <w:rFonts w:ascii="Times New Roman" w:hAnsi="Times New Roman" w:cs="Times New Roman"/>
+          <w:sz w:val="28"/>
+          <w:szCs w:val="24"/>
+        </w:rPr>
+      </w:pPr>
+      <w:r>
+        <w:rPr>
+          <w:rFonts w:ascii="Times New Roman" w:hAnsi="Times New Roman" w:cs="Times New Roman"/>
+          <w:sz w:val="28"/>
+          <w:szCs w:val="24"/>
         </w:rPr>
         <w:t xml:space="preserve">ii) Printer </w:t>
       </w:r>
     </w:p>
     <w:p>
       <w:pPr>
+        <w:spacing w:after="0" w:line="360" w:lineRule="auto"/>
         <w:ind w:left="720"/>
         <w:rPr>
           <w:rFonts w:ascii="Times New Roman" w:hAnsi="Times New Roman" w:cs="Times New Roman"/>
-        </w:rPr>
-      </w:pPr>
-      <w:r>
-        <w:rPr>
-          <w:rFonts w:ascii="Times New Roman" w:hAnsi="Times New Roman" w:cs="Times New Roman"/>
+          <w:sz w:val="28"/>
+          <w:szCs w:val="24"/>
+        </w:rPr>
+      </w:pPr>
+      <w:r>
+        <w:rPr>
+          <w:rFonts w:ascii="Times New Roman" w:hAnsi="Times New Roman" w:cs="Times New Roman"/>
+          <w:sz w:val="28"/>
+          <w:szCs w:val="24"/>
         </w:rPr>
         <w:t xml:space="preserve">iii) Keyboard </w:t>
       </w:r>
     </w:p>
     <w:p>
       <w:pPr>
+        <w:spacing w:after="0" w:line="360" w:lineRule="auto"/>
         <w:ind w:left="720"/>
         <w:rPr>
           <w:rFonts w:ascii="Times New Roman" w:hAnsi="Times New Roman" w:cs="Times New Roman"/>
-        </w:rPr>
-      </w:pPr>
-      <w:r>
-        <w:rPr>
-          <w:rFonts w:ascii="Times New Roman" w:hAnsi="Times New Roman" w:cs="Times New Roman"/>
+          <w:sz w:val="28"/>
+          <w:szCs w:val="24"/>
+        </w:rPr>
+      </w:pPr>
+      <w:r>
+        <w:rPr>
+          <w:rFonts w:ascii="Times New Roman" w:hAnsi="Times New Roman" w:cs="Times New Roman"/>
+          <w:sz w:val="28"/>
+          <w:szCs w:val="24"/>
         </w:rPr>
         <w:t>iv) None of the above ​</w:t>
       </w:r>
     </w:p>
     <w:p>
       <w:pPr>
-        <w:rPr>
-          <w:rFonts w:ascii="Times New Roman" w:hAnsi="Times New Roman" w:cs="Times New Roman"/>
-        </w:rPr>
-      </w:pPr>
-      <w:r>
-        <w:rPr>
-          <w:rFonts w:ascii="Times New Roman" w:hAnsi="Times New Roman" w:cs="Times New Roman"/>
+        <w:spacing w:after="0" w:line="240" w:lineRule="auto"/>
+        <w:rPr>
+          <w:rFonts w:ascii="Times New Roman" w:hAnsi="Times New Roman" w:cs="Times New Roman"/>
+          <w:sz w:val="28"/>
+          <w:szCs w:val="24"/>
+        </w:rPr>
+      </w:pPr>
+      <w:r>
+        <w:rPr>
+          <w:rFonts w:ascii="Times New Roman" w:hAnsi="Times New Roman" w:cs="Times New Roman"/>
+          <w:sz w:val="28"/>
+          <w:szCs w:val="24"/>
         </w:rPr>
         <w:t xml:space="preserve">b) The CPU is attached on: </w:t>
       </w:r>
     </w:p>
     <w:p>
       <w:pPr>
-        <w:spacing w:line="240" w:lineRule="auto"/>
+        <w:spacing w:after="0" w:line="360" w:lineRule="auto"/>
         <w:ind w:left="720"/>
         <w:rPr>
           <w:rFonts w:ascii="Times New Roman" w:hAnsi="Times New Roman" w:cs="Times New Roman"/>
+          <w:sz w:val="28"/>
+          <w:szCs w:val="24"/>
         </w:rPr>
       </w:pPr>
       <w:proofErr w:type="spellStart"/>
       <w:r>
         <w:rPr>
           <w:rFonts w:ascii="Times New Roman" w:hAnsi="Times New Roman" w:cs="Times New Roman"/>
+          <w:sz w:val="28"/>
+          <w:szCs w:val="24"/>
         </w:rPr>
         <w:t>i</w:t>
       </w:r>
@@ -781,79 +1365,102 @@
       <w:r>
         <w:rPr>
           <w:rFonts w:ascii="Times New Roman" w:hAnsi="Times New Roman" w:cs="Times New Roman"/>
+          <w:sz w:val="28"/>
+          <w:szCs w:val="24"/>
         </w:rPr>
         <w:t xml:space="preserve">) Hard disk </w:t>
       </w:r>
     </w:p>
     <w:p>
       <w:pPr>
-        <w:spacing w:line="240" w:lineRule="auto"/>
+        <w:spacing w:after="0" w:line="360" w:lineRule="auto"/>
         <w:ind w:left="720"/>
         <w:rPr>
           <w:rFonts w:ascii="Times New Roman" w:hAnsi="Times New Roman" w:cs="Times New Roman"/>
-        </w:rPr>
-      </w:pPr>
-      <w:r>
-        <w:rPr>
-          <w:rFonts w:ascii="Times New Roman" w:hAnsi="Times New Roman" w:cs="Times New Roman"/>
+          <w:sz w:val="28"/>
+          <w:szCs w:val="24"/>
+        </w:rPr>
+      </w:pPr>
+      <w:r>
+        <w:rPr>
+          <w:rFonts w:ascii="Times New Roman" w:hAnsi="Times New Roman" w:cs="Times New Roman"/>
+          <w:sz w:val="28"/>
+          <w:szCs w:val="24"/>
         </w:rPr>
         <w:t xml:space="preserve">ii) Motherboard </w:t>
       </w:r>
     </w:p>
     <w:p>
       <w:pPr>
-        <w:spacing w:line="240" w:lineRule="auto"/>
+        <w:spacing w:after="0" w:line="360" w:lineRule="auto"/>
         <w:ind w:left="720"/>
         <w:rPr>
           <w:rFonts w:ascii="Times New Roman" w:hAnsi="Times New Roman" w:cs="Times New Roman"/>
-        </w:rPr>
-      </w:pPr>
-      <w:r>
-        <w:rPr>
-          <w:rFonts w:ascii="Times New Roman" w:hAnsi="Times New Roman" w:cs="Times New Roman"/>
+          <w:sz w:val="28"/>
+          <w:szCs w:val="24"/>
+        </w:rPr>
+      </w:pPr>
+      <w:r>
+        <w:rPr>
+          <w:rFonts w:ascii="Times New Roman" w:hAnsi="Times New Roman" w:cs="Times New Roman"/>
+          <w:sz w:val="28"/>
+          <w:szCs w:val="24"/>
         </w:rPr>
         <w:t>iii) Light pen</w:t>
       </w:r>
     </w:p>
     <w:p>
       <w:pPr>
-        <w:spacing w:line="240" w:lineRule="auto"/>
+        <w:spacing w:after="0" w:line="360" w:lineRule="auto"/>
         <w:ind w:left="720"/>
         <w:rPr>
           <w:rFonts w:ascii="Times New Roman" w:hAnsi="Times New Roman" w:cs="Times New Roman"/>
-        </w:rPr>
-      </w:pPr>
-      <w:r>
-        <w:rPr>
-          <w:rFonts w:ascii="Times New Roman" w:hAnsi="Times New Roman" w:cs="Times New Roman"/>
+          <w:sz w:val="28"/>
+          <w:szCs w:val="24"/>
+        </w:rPr>
+      </w:pPr>
+      <w:r>
+        <w:rPr>
+          <w:rFonts w:ascii="Times New Roman" w:hAnsi="Times New Roman" w:cs="Times New Roman"/>
+          <w:sz w:val="28"/>
+          <w:szCs w:val="24"/>
         </w:rPr>
         <w:t xml:space="preserve"> iv) All of the above </w:t>
       </w:r>
     </w:p>
     <w:p>
       <w:pPr>
-        <w:rPr>
-          <w:rFonts w:ascii="Times New Roman" w:hAnsi="Times New Roman" w:cs="Times New Roman"/>
-        </w:rPr>
-      </w:pPr>
-      <w:r>
-        <w:rPr>
-          <w:rFonts w:ascii="Times New Roman" w:hAnsi="Times New Roman" w:cs="Times New Roman"/>
+        <w:spacing w:after="0" w:line="240" w:lineRule="auto"/>
+        <w:rPr>
+          <w:rFonts w:ascii="Times New Roman" w:hAnsi="Times New Roman" w:cs="Times New Roman"/>
+          <w:sz w:val="28"/>
+          <w:szCs w:val="24"/>
+        </w:rPr>
+      </w:pPr>
+      <w:r>
+        <w:rPr>
+          <w:rFonts w:ascii="Times New Roman" w:hAnsi="Times New Roman" w:cs="Times New Roman"/>
+          <w:sz w:val="28"/>
+          <w:szCs w:val="24"/>
         </w:rPr>
         <w:t>​c) __________________ is also called softcopy output device</w:t>
       </w:r>
     </w:p>
     <w:p>
       <w:pPr>
-        <w:spacing w:line="240" w:lineRule="auto"/>
+        <w:spacing w:after="0" w:line="360" w:lineRule="auto"/>
         <w:ind w:left="720"/>
         <w:rPr>
           <w:rFonts w:ascii="Times New Roman" w:hAnsi="Times New Roman" w:cs="Times New Roman"/>
-        </w:rPr>
-      </w:pPr>
-      <w:r>
-        <w:rPr>
-          <w:rFonts w:ascii="Times New Roman" w:hAnsi="Times New Roman" w:cs="Times New Roman"/>
+          <w:sz w:val="28"/>
+          <w:szCs w:val="24"/>
+        </w:rPr>
+      </w:pPr>
+      <w:r>
+        <w:rPr>
+          <w:rFonts w:ascii="Times New Roman" w:hAnsi="Times New Roman" w:cs="Times New Roman"/>
+          <w:sz w:val="28"/>
+          <w:szCs w:val="24"/>
         </w:rPr>
         <w:t xml:space="preserve"> </w:t>
       </w:r>
@@ -861,6 +1468,8 @@
       <w:r>
         <w:rPr>
           <w:rFonts w:ascii="Times New Roman" w:hAnsi="Times New Roman" w:cs="Times New Roman"/>
+          <w:sz w:val="28"/>
+          <w:szCs w:val="24"/>
         </w:rPr>
         <w:t>i</w:t>
       </w:r>
@@ -868,74 +1477,96 @@
       <w:r>
         <w:rPr>
           <w:rFonts w:ascii="Times New Roman" w:hAnsi="Times New Roman" w:cs="Times New Roman"/>
+          <w:sz w:val="28"/>
+          <w:szCs w:val="24"/>
         </w:rPr>
         <w:t>) Printer</w:t>
       </w:r>
     </w:p>
     <w:p>
       <w:pPr>
-        <w:spacing w:line="240" w:lineRule="auto"/>
+        <w:spacing w:after="0" w:line="360" w:lineRule="auto"/>
         <w:ind w:left="720"/>
         <w:rPr>
           <w:rFonts w:ascii="Times New Roman" w:hAnsi="Times New Roman" w:cs="Times New Roman"/>
-        </w:rPr>
-      </w:pPr>
-      <w:r>
-        <w:rPr>
-          <w:rFonts w:ascii="Times New Roman" w:hAnsi="Times New Roman" w:cs="Times New Roman"/>
+          <w:sz w:val="28"/>
+          <w:szCs w:val="24"/>
+        </w:rPr>
+      </w:pPr>
+      <w:r>
+        <w:rPr>
+          <w:rFonts w:ascii="Times New Roman" w:hAnsi="Times New Roman" w:cs="Times New Roman"/>
+          <w:sz w:val="28"/>
+          <w:szCs w:val="24"/>
         </w:rPr>
         <w:t xml:space="preserve"> ii) Speaker </w:t>
       </w:r>
     </w:p>
     <w:p>
       <w:pPr>
-        <w:spacing w:line="240" w:lineRule="auto"/>
+        <w:spacing w:after="0" w:line="360" w:lineRule="auto"/>
         <w:ind w:left="720"/>
         <w:rPr>
           <w:rFonts w:ascii="Times New Roman" w:hAnsi="Times New Roman" w:cs="Times New Roman"/>
-        </w:rPr>
-      </w:pPr>
-      <w:r>
-        <w:rPr>
-          <w:rFonts w:ascii="Times New Roman" w:hAnsi="Times New Roman" w:cs="Times New Roman"/>
+          <w:sz w:val="28"/>
+          <w:szCs w:val="24"/>
+        </w:rPr>
+      </w:pPr>
+      <w:r>
+        <w:rPr>
+          <w:rFonts w:ascii="Times New Roman" w:hAnsi="Times New Roman" w:cs="Times New Roman"/>
+          <w:sz w:val="28"/>
+          <w:szCs w:val="24"/>
         </w:rPr>
         <w:t xml:space="preserve">iii) Monitor </w:t>
       </w:r>
     </w:p>
     <w:p>
       <w:pPr>
-        <w:spacing w:line="240" w:lineRule="auto"/>
+        <w:spacing w:after="0" w:line="360" w:lineRule="auto"/>
         <w:ind w:left="720"/>
         <w:rPr>
           <w:rFonts w:ascii="Times New Roman" w:hAnsi="Times New Roman" w:cs="Times New Roman"/>
-        </w:rPr>
-      </w:pPr>
-      <w:r>
-        <w:rPr>
-          <w:rFonts w:ascii="Times New Roman" w:hAnsi="Times New Roman" w:cs="Times New Roman"/>
+          <w:sz w:val="28"/>
+          <w:szCs w:val="24"/>
+        </w:rPr>
+      </w:pPr>
+      <w:r>
+        <w:rPr>
+          <w:rFonts w:ascii="Times New Roman" w:hAnsi="Times New Roman" w:cs="Times New Roman"/>
+          <w:sz w:val="28"/>
+          <w:szCs w:val="24"/>
         </w:rPr>
         <w:t>iv) Mous</w:t>
       </w:r>
       <w:r>
         <w:rPr>
           <w:rFonts w:ascii="Times New Roman" w:hAnsi="Times New Roman" w:cs="Times New Roman"/>
+          <w:sz w:val="28"/>
+          <w:szCs w:val="24"/>
         </w:rPr>
         <w:t>e</w:t>
       </w:r>
     </w:p>
     <w:p>
       <w:pPr>
+        <w:spacing w:after="0" w:line="240" w:lineRule="auto"/>
+        <w:ind w:left="-144"/>
         <w:rPr>
           <w:rFonts w:ascii="Times New Roman" w:eastAsiaTheme="minorEastAsia" w:hAnsi="Times New Roman" w:cs="Times New Roman"/>
           <w:b/>
           <w:bCs/>
-        </w:rPr>
-      </w:pPr>
-      <w:r>
-        <w:rPr>
-          <w:rFonts w:ascii="Times New Roman" w:hAnsi="Times New Roman" w:cs="Times New Roman"/>
-          <w:b/>
-          <w:bCs/>
+          <w:sz w:val="28"/>
+          <w:szCs w:val="24"/>
+        </w:rPr>
+      </w:pPr>
+      <w:r>
+        <w:rPr>
+          <w:rFonts w:ascii="Times New Roman" w:hAnsi="Times New Roman" w:cs="Times New Roman"/>
+          <w:b/>
+          <w:bCs/>
+          <w:sz w:val="28"/>
+          <w:szCs w:val="24"/>
         </w:rPr>
         <w:t xml:space="preserve">2. </w:t>
       </w:r>
@@ -944,8 +1575,130 @@
           <w:rFonts w:ascii="Times New Roman" w:hAnsi="Times New Roman" w:cs="Times New Roman"/>
           <w:b/>
           <w:bCs/>
-        </w:rPr>
-        <w:t xml:space="preserve">Match the following (3 </w:t>
+          <w:sz w:val="28"/>
+          <w:szCs w:val="24"/>
+        </w:rPr>
+        <w:t>Match the following</w:t>
+      </w:r>
+      <w:r>
+        <w:rPr>
+          <w:rFonts w:ascii="Times New Roman" w:hAnsi="Times New Roman" w:cs="Times New Roman"/>
+          <w:b/>
+          <w:bCs/>
+          <w:sz w:val="28"/>
+          <w:szCs w:val="24"/>
+        </w:rPr>
+        <w:t>.</w:t>
+      </w:r>
+      <w:r>
+        <w:rPr>
+          <w:rFonts w:ascii="Times New Roman" w:hAnsi="Times New Roman" w:cs="Times New Roman"/>
+          <w:b/>
+          <w:bCs/>
+          <w:sz w:val="28"/>
+          <w:szCs w:val="24"/>
+        </w:rPr>
+        <w:tab/>
+      </w:r>
+      <w:r>
+        <w:rPr>
+          <w:rFonts w:ascii="Times New Roman" w:hAnsi="Times New Roman" w:cs="Times New Roman"/>
+          <w:b/>
+          <w:bCs/>
+          <w:sz w:val="28"/>
+          <w:szCs w:val="24"/>
+        </w:rPr>
+        <w:tab/>
+      </w:r>
+      <w:r>
+        <w:rPr>
+          <w:rFonts w:ascii="Times New Roman" w:hAnsi="Times New Roman" w:cs="Times New Roman"/>
+          <w:b/>
+          <w:bCs/>
+          <w:sz w:val="28"/>
+          <w:szCs w:val="24"/>
+        </w:rPr>
+        <w:tab/>
+      </w:r>
+      <w:r>
+        <w:rPr>
+          <w:rFonts w:ascii="Times New Roman" w:hAnsi="Times New Roman" w:cs="Times New Roman"/>
+          <w:b/>
+          <w:bCs/>
+          <w:sz w:val="28"/>
+          <w:szCs w:val="24"/>
+        </w:rPr>
+        <w:tab/>
+      </w:r>
+      <w:r>
+        <w:rPr>
+          <w:rFonts w:ascii="Times New Roman" w:hAnsi="Times New Roman" w:cs="Times New Roman"/>
+          <w:b/>
+          <w:bCs/>
+          <w:sz w:val="28"/>
+          <w:szCs w:val="24"/>
+        </w:rPr>
+        <w:tab/>
+      </w:r>
+      <w:r>
+        <w:rPr>
+          <w:rFonts w:ascii="Times New Roman" w:hAnsi="Times New Roman" w:cs="Times New Roman"/>
+          <w:b/>
+          <w:bCs/>
+          <w:sz w:val="28"/>
+          <w:szCs w:val="24"/>
+        </w:rPr>
+        <w:tab/>
+      </w:r>
+      <w:r>
+        <w:rPr>
+          <w:rFonts w:ascii="Times New Roman" w:hAnsi="Times New Roman" w:cs="Times New Roman"/>
+          <w:b/>
+          <w:bCs/>
+          <w:sz w:val="28"/>
+          <w:szCs w:val="24"/>
+        </w:rPr>
+        <w:tab/>
+      </w:r>
+      <w:r>
+        <w:rPr>
+          <w:rFonts w:ascii="Times New Roman" w:hAnsi="Times New Roman" w:cs="Times New Roman"/>
+          <w:b/>
+          <w:bCs/>
+          <w:sz w:val="28"/>
+          <w:szCs w:val="24"/>
+        </w:rPr>
+        <w:tab/>
+      </w:r>
+      <w:r>
+        <w:rPr>
+          <w:rFonts w:ascii="Times New Roman" w:hAnsi="Times New Roman" w:cs="Times New Roman"/>
+          <w:b/>
+          <w:bCs/>
+          <w:sz w:val="28"/>
+          <w:szCs w:val="24"/>
+        </w:rPr>
+        <w:tab/>
+      </w:r>
+      <w:r>
+        <w:rPr>
+          <w:rFonts w:ascii="Times New Roman" w:hAnsi="Times New Roman" w:cs="Times New Roman"/>
+          <w:b/>
+          <w:bCs/>
+          <w:sz w:val="28"/>
+          <w:szCs w:val="24"/>
+        </w:rPr>
+        <w:tab/>
+      </w:r>
+      <w:r>
+        <w:rPr>
+          <w:rFonts w:ascii="Times New Roman" w:hAnsi="Times New Roman" w:cs="Times New Roman"/>
+          <w:b/>
+          <w:bCs/>
+          <w:sz w:val="28"/>
+          <w:szCs w:val="24"/>
+        </w:rPr>
+        <w:t>(3</w:t>
       </w:r>
       <m:oMath>
         <m:r>
@@ -954,6 +1707,8 @@
           </m:rPr>
           <w:rPr>
             <w:rFonts w:ascii="Cambria Math" w:hAnsi="Cambria Math" w:cs="Times New Roman"/>
+            <w:sz w:val="28"/>
+            <w:szCs w:val="24"/>
           </w:rPr>
           <m:t>×</m:t>
         </m:r>
@@ -963,171 +1718,621 @@
           <w:rFonts w:ascii="Times New Roman" w:eastAsiaTheme="minorEastAsia" w:hAnsi="Times New Roman" w:cs="Times New Roman"/>
           <w:b/>
           <w:bCs/>
-        </w:rPr>
-        <w:t xml:space="preserve"> 1 = 3)</w:t>
-      </w:r>
-    </w:p>
-    <w:p>
-      <w:pPr>
+          <w:sz w:val="28"/>
+          <w:szCs w:val="24"/>
+        </w:rPr>
+        <w:t>1=3)</w:t>
+      </w:r>
+    </w:p>
+    <w:p>
+      <w:pPr>
+        <w:spacing w:after="0" w:line="360" w:lineRule="auto"/>
         <w:rPr>
           <w:rFonts w:ascii="Times New Roman" w:eastAsiaTheme="minorEastAsia" w:hAnsi="Times New Roman" w:cs="Times New Roman"/>
+          <w:sz w:val="28"/>
+          <w:szCs w:val="24"/>
         </w:rPr>
       </w:pPr>
       <w:r>
         <w:rPr>
           <w:rFonts w:ascii="Times New Roman" w:eastAsiaTheme="minorEastAsia" w:hAnsi="Times New Roman" w:cs="Times New Roman"/>
+          <w:sz w:val="28"/>
+          <w:szCs w:val="24"/>
         </w:rPr>
         <w:t>Icons</w:t>
       </w:r>
       <w:r>
         <w:rPr>
           <w:rFonts w:ascii="Times New Roman" w:eastAsiaTheme="minorEastAsia" w:hAnsi="Times New Roman" w:cs="Times New Roman"/>
+          <w:sz w:val="28"/>
+          <w:szCs w:val="24"/>
         </w:rPr>
         <w:tab/>
       </w:r>
       <w:r>
         <w:rPr>
           <w:rFonts w:ascii="Times New Roman" w:eastAsiaTheme="minorEastAsia" w:hAnsi="Times New Roman" w:cs="Times New Roman"/>
+          <w:sz w:val="28"/>
+          <w:szCs w:val="24"/>
         </w:rPr>
         <w:tab/>
       </w:r>
       <w:r>
         <w:rPr>
           <w:rFonts w:ascii="Times New Roman" w:eastAsiaTheme="minorEastAsia" w:hAnsi="Times New Roman" w:cs="Times New Roman"/>
-        </w:rPr>
-        <w:tab/>
+          <w:sz w:val="28"/>
+          <w:szCs w:val="24"/>
+        </w:rPr>
+        <w:tab/>
+        <w:t xml:space="preserve"> </w:t>
       </w:r>
       <w:r>
         <w:rPr>
           <w:rFonts w:ascii="Times New Roman" w:eastAsiaTheme="minorEastAsia" w:hAnsi="Times New Roman" w:cs="Times New Roman"/>
-        </w:rPr>
-        <w:t xml:space="preserve"> </w:t>
-      </w:r>
-      <w:r>
+          <w:sz w:val="28"/>
+          <w:szCs w:val="24"/>
+        </w:rPr>
+        <w:tab/>
+        <w:t>A small, lightweight, removable disk</w:t>
+      </w:r>
+    </w:p>
+    <w:p>
+      <w:pPr>
+        <w:spacing w:after="0" w:line="360" w:lineRule="auto"/>
         <w:rPr>
           <w:rFonts w:ascii="Times New Roman" w:eastAsiaTheme="minorEastAsia" w:hAnsi="Times New Roman" w:cs="Times New Roman"/>
-        </w:rPr>
-        <w:tab/>
-      </w:r>
+          <w:sz w:val="28"/>
+          <w:szCs w:val="24"/>
+        </w:rPr>
+      </w:pPr>
       <w:r>
         <w:rPr>
           <w:rFonts w:ascii="Times New Roman" w:eastAsiaTheme="minorEastAsia" w:hAnsi="Times New Roman" w:cs="Times New Roman"/>
-        </w:rPr>
-        <w:t>A small, lightweight, removable disk</w:t>
-      </w:r>
-    </w:p>
-    <w:p>
-      <w:pPr>
+          <w:sz w:val="28"/>
+          <w:szCs w:val="24"/>
+        </w:rPr>
+        <w:t xml:space="preserve">Pen </w:t>
+      </w:r>
+      <w:proofErr w:type="gramStart"/>
+      <w:r>
         <w:rPr>
           <w:rFonts w:ascii="Times New Roman" w:eastAsiaTheme="minorEastAsia" w:hAnsi="Times New Roman" w:cs="Times New Roman"/>
-        </w:rPr>
-      </w:pPr>
+          <w:sz w:val="28"/>
+          <w:szCs w:val="24"/>
+        </w:rPr>
+        <w:t>drive</w:t>
+      </w:r>
+      <w:proofErr w:type="gramEnd"/>
       <w:r>
         <w:rPr>
           <w:rFonts w:ascii="Times New Roman" w:eastAsiaTheme="minorEastAsia" w:hAnsi="Times New Roman" w:cs="Times New Roman"/>
-        </w:rPr>
-        <w:t>Pen drive</w:t>
+          <w:sz w:val="28"/>
+          <w:szCs w:val="24"/>
+        </w:rPr>
+        <w:tab/>
       </w:r>
       <w:r>
         <w:rPr>
           <w:rFonts w:ascii="Times New Roman" w:eastAsiaTheme="minorEastAsia" w:hAnsi="Times New Roman" w:cs="Times New Roman"/>
+          <w:sz w:val="28"/>
+          <w:szCs w:val="24"/>
         </w:rPr>
         <w:tab/>
       </w:r>
       <w:r>
         <w:rPr>
           <w:rFonts w:ascii="Times New Roman" w:eastAsiaTheme="minorEastAsia" w:hAnsi="Times New Roman" w:cs="Times New Roman"/>
-        </w:rPr>
-        <w:tab/>
-      </w:r>
+          <w:sz w:val="28"/>
+          <w:szCs w:val="24"/>
+        </w:rPr>
+        <w:tab/>
+      </w:r>
+      <w:proofErr w:type="gramStart"/>
       <w:r>
         <w:rPr>
           <w:rFonts w:ascii="Times New Roman" w:eastAsiaTheme="minorEastAsia" w:hAnsi="Times New Roman" w:cs="Times New Roman"/>
-        </w:rPr>
-        <w:tab/>
-      </w:r>
+          <w:sz w:val="28"/>
+          <w:szCs w:val="24"/>
+        </w:rPr>
+        <w:t>The</w:t>
+      </w:r>
+      <w:proofErr w:type="gramEnd"/>
       <w:r>
         <w:rPr>
           <w:rFonts w:ascii="Times New Roman" w:eastAsiaTheme="minorEastAsia" w:hAnsi="Times New Roman" w:cs="Times New Roman"/>
-        </w:rPr>
-        <w:t>The output displayed on a monitor</w:t>
-      </w:r>
-    </w:p>
-    <w:p>
-      <w:pPr>
+          <w:sz w:val="28"/>
+          <w:szCs w:val="24"/>
+        </w:rPr>
+        <w:t xml:space="preserve"> output displayed on a monitor</w:t>
+      </w:r>
+    </w:p>
+    <w:p>
+      <w:pPr>
+        <w:spacing w:after="0" w:line="240" w:lineRule="auto"/>
         <w:rPr>
           <w:rFonts w:ascii="Times New Roman" w:eastAsiaTheme="minorEastAsia" w:hAnsi="Times New Roman" w:cs="Times New Roman"/>
+          <w:sz w:val="28"/>
+          <w:szCs w:val="24"/>
         </w:rPr>
       </w:pPr>
       <w:r>
         <w:rPr>
           <w:rFonts w:ascii="Times New Roman" w:eastAsiaTheme="minorEastAsia" w:hAnsi="Times New Roman" w:cs="Times New Roman"/>
+          <w:sz w:val="28"/>
+          <w:szCs w:val="24"/>
         </w:rPr>
         <w:t>Soft copy</w:t>
       </w:r>
       <w:r>
         <w:rPr>
           <w:rFonts w:ascii="Times New Roman" w:eastAsiaTheme="minorEastAsia" w:hAnsi="Times New Roman" w:cs="Times New Roman"/>
+          <w:sz w:val="28"/>
+          <w:szCs w:val="24"/>
         </w:rPr>
         <w:tab/>
       </w:r>
       <w:r>
         <w:rPr>
           <w:rFonts w:ascii="Times New Roman" w:eastAsiaTheme="minorEastAsia" w:hAnsi="Times New Roman" w:cs="Times New Roman"/>
+          <w:sz w:val="28"/>
+          <w:szCs w:val="24"/>
         </w:rPr>
         <w:tab/>
       </w:r>
       <w:r>
         <w:rPr>
           <w:rFonts w:ascii="Times New Roman" w:eastAsiaTheme="minorEastAsia" w:hAnsi="Times New Roman" w:cs="Times New Roman"/>
-        </w:rPr>
-        <w:tab/>
-      </w:r>
+          <w:sz w:val="28"/>
+          <w:szCs w:val="24"/>
+        </w:rPr>
+        <w:tab/>
+      </w:r>
+      <w:proofErr w:type="gramStart"/>
       <w:r>
         <w:rPr>
           <w:rFonts w:ascii="Times New Roman" w:eastAsiaTheme="minorEastAsia" w:hAnsi="Times New Roman" w:cs="Times New Roman"/>
-        </w:rPr>
-        <w:t>Small pictures that display programs</w:t>
-      </w:r>
-    </w:p>
-    <w:p>
-      <w:pPr>
-        <w:rPr>
-          <w:rFonts w:ascii="Times New Roman" w:hAnsi="Times New Roman" w:cs="Times New Roman"/>
-          <w:b/>
-          <w:bCs/>
-        </w:rPr>
-      </w:pPr>
-      <w:r>
-        <w:rPr>
-          <w:rFonts w:ascii="Times New Roman" w:hAnsi="Times New Roman" w:cs="Times New Roman"/>
-          <w:b/>
-          <w:bCs/>
+          <w:sz w:val="28"/>
+          <w:szCs w:val="24"/>
+        </w:rPr>
+        <w:t>Small</w:t>
+      </w:r>
+      <w:proofErr w:type="gramEnd"/>
+      <w:r>
+        <w:rPr>
+          <w:rFonts w:ascii="Times New Roman" w:eastAsiaTheme="minorEastAsia" w:hAnsi="Times New Roman" w:cs="Times New Roman"/>
+          <w:sz w:val="28"/>
+          <w:szCs w:val="24"/>
+        </w:rPr>
+        <w:t xml:space="preserve"> pictures that display programs</w:t>
+      </w:r>
+    </w:p>
+    <w:p>
+      <w:pPr>
+        <w:spacing w:after="0" w:line="240" w:lineRule="auto"/>
+        <w:rPr>
+          <w:rFonts w:ascii="Times New Roman" w:hAnsi="Times New Roman" w:cs="Times New Roman"/>
+          <w:b/>
+          <w:bCs/>
+          <w:sz w:val="28"/>
+          <w:szCs w:val="24"/>
+        </w:rPr>
+      </w:pPr>
+    </w:p>
+    <w:p>
+      <w:pPr>
+        <w:spacing w:after="0" w:line="240" w:lineRule="auto"/>
+        <w:ind w:left="-144"/>
+        <w:rPr>
+          <w:rFonts w:ascii="Times New Roman" w:hAnsi="Times New Roman" w:cs="Times New Roman"/>
+          <w:b/>
+          <w:bCs/>
+          <w:sz w:val="28"/>
+          <w:szCs w:val="24"/>
+        </w:rPr>
+      </w:pPr>
+      <w:r>
+        <w:rPr>
+          <w:rFonts w:ascii="Times New Roman" w:hAnsi="Times New Roman" w:cs="Times New Roman"/>
+          <w:b/>
+          <w:bCs/>
+          <w:sz w:val="28"/>
+          <w:szCs w:val="24"/>
+        </w:rPr>
+        <w:t>3. Write True or False</w:t>
+      </w:r>
+      <w:r>
+        <w:rPr>
+          <w:rFonts w:ascii="Times New Roman" w:hAnsi="Times New Roman" w:cs="Times New Roman"/>
+          <w:b/>
+          <w:bCs/>
+          <w:sz w:val="28"/>
+          <w:szCs w:val="24"/>
+        </w:rPr>
+        <w:t>.</w:t>
+      </w:r>
+      <w:r>
+        <w:rPr>
+          <w:rFonts w:ascii="Times New Roman" w:hAnsi="Times New Roman" w:cs="Times New Roman"/>
+          <w:b/>
+          <w:bCs/>
+          <w:sz w:val="28"/>
+          <w:szCs w:val="24"/>
+        </w:rPr>
+        <w:tab/>
+      </w:r>
+      <w:r>
+        <w:rPr>
+          <w:rFonts w:ascii="Times New Roman" w:hAnsi="Times New Roman" w:cs="Times New Roman"/>
+          <w:b/>
+          <w:bCs/>
+          <w:sz w:val="28"/>
+          <w:szCs w:val="24"/>
+        </w:rPr>
+        <w:tab/>
+      </w:r>
+      <w:r>
+        <w:rPr>
+          <w:rFonts w:ascii="Times New Roman" w:hAnsi="Times New Roman" w:cs="Times New Roman"/>
+          <w:b/>
+          <w:bCs/>
+          <w:sz w:val="28"/>
+          <w:szCs w:val="24"/>
+        </w:rPr>
+        <w:tab/>
+      </w:r>
+      <w:r>
+        <w:rPr>
+          <w:rFonts w:ascii="Times New Roman" w:hAnsi="Times New Roman" w:cs="Times New Roman"/>
+          <w:b/>
+          <w:bCs/>
+          <w:sz w:val="28"/>
+          <w:szCs w:val="24"/>
+        </w:rPr>
+        <w:tab/>
+      </w:r>
+      <w:r>
+        <w:rPr>
+          <w:rFonts w:ascii="Times New Roman" w:hAnsi="Times New Roman" w:cs="Times New Roman"/>
+          <w:b/>
+          <w:bCs/>
+          <w:sz w:val="28"/>
+          <w:szCs w:val="24"/>
+        </w:rPr>
+        <w:tab/>
+      </w:r>
+      <w:r>
+        <w:rPr>
+          <w:rFonts w:ascii="Times New Roman" w:hAnsi="Times New Roman" w:cs="Times New Roman"/>
+          <w:b/>
+          <w:bCs/>
+          <w:sz w:val="28"/>
+          <w:szCs w:val="24"/>
+        </w:rPr>
+        <w:tab/>
+      </w:r>
+      <w:r>
+        <w:rPr>
+          <w:rFonts w:ascii="Times New Roman" w:hAnsi="Times New Roman" w:cs="Times New Roman"/>
+          <w:b/>
+          <w:bCs/>
+          <w:sz w:val="28"/>
+          <w:szCs w:val="24"/>
+        </w:rPr>
+        <w:tab/>
+      </w:r>
+      <w:r>
+        <w:rPr>
+          <w:rFonts w:ascii="Times New Roman" w:hAnsi="Times New Roman" w:cs="Times New Roman"/>
+          <w:b/>
+          <w:bCs/>
+          <w:sz w:val="28"/>
+          <w:szCs w:val="24"/>
+        </w:rPr>
+        <w:tab/>
+      </w:r>
+      <w:r>
+        <w:rPr>
+          <w:rFonts w:ascii="Times New Roman" w:hAnsi="Times New Roman" w:cs="Times New Roman"/>
+          <w:b/>
+          <w:bCs/>
+          <w:sz w:val="28"/>
+          <w:szCs w:val="24"/>
+        </w:rPr>
+        <w:tab/>
+      </w:r>
+      <w:r>
+        <w:rPr>
+          <w:rFonts w:ascii="Times New Roman" w:hAnsi="Times New Roman" w:cs="Times New Roman"/>
+          <w:b/>
+          <w:bCs/>
+          <w:sz w:val="28"/>
+          <w:szCs w:val="24"/>
+        </w:rPr>
+        <w:tab/>
+      </w:r>
+      <w:r>
+        <w:rPr>
+          <w:rFonts w:ascii="Times New Roman" w:hAnsi="Times New Roman" w:cs="Times New Roman"/>
+          <w:b/>
+          <w:bCs/>
+          <w:sz w:val="28"/>
+          <w:szCs w:val="24"/>
+        </w:rPr>
+        <w:t>(3</w:t>
+      </w:r>
+      <w:r>
+        <w:rPr>
+          <w:rFonts w:ascii="Times New Roman" w:hAnsi="Times New Roman" w:cs="Times New Roman"/>
+          <w:b/>
+          <w:bCs/>
+          <w:sz w:val="28"/>
+          <w:szCs w:val="24"/>
+        </w:rPr>
+        <w:t>×</w:t>
+      </w:r>
+      <w:r>
+        <w:rPr>
+          <w:rFonts w:ascii="Times New Roman" w:hAnsi="Times New Roman" w:cs="Times New Roman"/>
+          <w:b/>
+          <w:bCs/>
+          <w:sz w:val="28"/>
+          <w:szCs w:val="24"/>
+        </w:rPr>
+        <w:t>1</w:t>
+      </w:r>
+      <w:r>
+        <w:rPr>
+          <w:rFonts w:ascii="Times New Roman" w:hAnsi="Times New Roman" w:cs="Times New Roman"/>
+          <w:b/>
+          <w:bCs/>
+          <w:sz w:val="28"/>
+          <w:szCs w:val="24"/>
+        </w:rPr>
+        <w:t xml:space="preserve">= </w:t>
+      </w:r>
+      <w:r>
+        <w:rPr>
+          <w:rFonts w:ascii="Times New Roman" w:hAnsi="Times New Roman" w:cs="Times New Roman"/>
+          <w:b/>
+          <w:bCs/>
+          <w:sz w:val="28"/>
+          <w:szCs w:val="24"/>
+        </w:rPr>
+        <w:t>3</w:t>
+      </w:r>
+      <w:r>
+        <w:rPr>
+          <w:rFonts w:ascii="Times New Roman" w:hAnsi="Times New Roman" w:cs="Times New Roman"/>
+          <w:b/>
+          <w:bCs/>
+          <w:sz w:val="28"/>
+          <w:szCs w:val="24"/>
+        </w:rPr>
+        <w:t xml:space="preserve">) </w:t>
+      </w:r>
+    </w:p>
+    <w:p>
+      <w:pPr>
+        <w:spacing w:after="0" w:line="480" w:lineRule="auto"/>
+        <w:rPr>
+          <w:rFonts w:ascii="Times New Roman" w:hAnsi="Times New Roman" w:cs="Times New Roman"/>
+          <w:sz w:val="28"/>
+          <w:szCs w:val="24"/>
+        </w:rPr>
+      </w:pPr>
+      <w:r>
+        <w:rPr>
+          <w:rFonts w:ascii="Times New Roman" w:hAnsi="Times New Roman" w:cs="Times New Roman"/>
+          <w:sz w:val="28"/>
+          <w:szCs w:val="24"/>
+        </w:rPr>
+        <w:t xml:space="preserve">​a. The user can read but cannot write into a RAM. [____] </w:t>
+      </w:r>
+    </w:p>
+    <w:p>
+      <w:pPr>
+        <w:spacing w:after="0" w:line="480" w:lineRule="auto"/>
+        <w:rPr>
+          <w:rFonts w:ascii="Times New Roman" w:hAnsi="Times New Roman" w:cs="Times New Roman"/>
+          <w:sz w:val="28"/>
+          <w:szCs w:val="24"/>
+        </w:rPr>
+      </w:pPr>
+      <w:r>
+        <w:rPr>
+          <w:rFonts w:ascii="Times New Roman" w:hAnsi="Times New Roman" w:cs="Times New Roman"/>
+          <w:sz w:val="28"/>
+          <w:szCs w:val="24"/>
+        </w:rPr>
+        <w:t xml:space="preserve">b. A printer is a device used to print the results of work done by the computer on paper. [____] </w:t>
+      </w:r>
+    </w:p>
+    <w:p>
+      <w:pPr>
+        <w:spacing w:after="0" w:line="480" w:lineRule="auto"/>
+        <w:rPr>
+          <w:rFonts w:ascii="Times New Roman" w:hAnsi="Times New Roman" w:cs="Times New Roman"/>
+          <w:sz w:val="28"/>
+          <w:szCs w:val="24"/>
+        </w:rPr>
+      </w:pPr>
+      <w:r>
+        <w:rPr>
+          <w:rFonts w:ascii="Times New Roman" w:hAnsi="Times New Roman" w:cs="Times New Roman"/>
+          <w:sz w:val="28"/>
+          <w:szCs w:val="24"/>
+        </w:rPr>
+        <w:t xml:space="preserve">c. The Zoom in and </w:t>
+      </w:r>
+      <w:proofErr w:type="gramStart"/>
+      <w:r>
+        <w:rPr>
+          <w:rFonts w:ascii="Times New Roman" w:hAnsi="Times New Roman" w:cs="Times New Roman"/>
+          <w:sz w:val="28"/>
+          <w:szCs w:val="24"/>
+        </w:rPr>
+        <w:t>Zoom</w:t>
+      </w:r>
+      <w:proofErr w:type="gramEnd"/>
+      <w:r>
+        <w:rPr>
+          <w:rFonts w:ascii="Times New Roman" w:hAnsi="Times New Roman" w:cs="Times New Roman"/>
+          <w:sz w:val="28"/>
+          <w:szCs w:val="24"/>
+        </w:rPr>
+        <w:t xml:space="preserve"> out is used to see a larger or smaller view of your image. [____]</w:t>
+      </w:r>
+    </w:p>
+    <w:p>
+      <w:pPr>
+        <w:spacing w:after="0" w:line="240" w:lineRule="auto"/>
+        <w:ind w:left="-144"/>
+        <w:rPr>
+          <w:rFonts w:ascii="Times New Roman" w:hAnsi="Times New Roman" w:cs="Times New Roman"/>
+          <w:b/>
+          <w:bCs/>
+          <w:sz w:val="28"/>
+          <w:szCs w:val="24"/>
+        </w:rPr>
+      </w:pPr>
+      <w:r>
+        <w:rPr>
+          <w:rFonts w:ascii="Times New Roman" w:hAnsi="Times New Roman" w:cs="Times New Roman"/>
+          <w:b/>
+          <w:bCs/>
+          <w:sz w:val="28"/>
+          <w:szCs w:val="24"/>
         </w:rPr>
         <w:lastRenderedPageBreak/>
-        <w:t xml:space="preserve">3. Write True or False (3 x </w:t>
-      </w:r>
-      <w:r>
-        <w:rPr>
-          <w:rFonts w:ascii="Times New Roman" w:hAnsi="Times New Roman" w:cs="Times New Roman"/>
-          <w:b/>
-          <w:bCs/>
-        </w:rPr>
-        <w:t>1</w:t>
-      </w:r>
-      <w:r>
-        <w:rPr>
-          <w:rFonts w:ascii="Times New Roman" w:hAnsi="Times New Roman" w:cs="Times New Roman"/>
-          <w:b/>
-          <w:bCs/>
-        </w:rPr>
-        <w:t xml:space="preserve"> = </w:t>
-      </w:r>
-      <w:r>
-        <w:rPr>
-          <w:rFonts w:ascii="Times New Roman" w:hAnsi="Times New Roman" w:cs="Times New Roman"/>
-          <w:b/>
-          <w:bCs/>
+        <w:t>4. Fill in the Blanks</w:t>
+      </w:r>
+      <w:r>
+        <w:rPr>
+          <w:rFonts w:ascii="Times New Roman" w:hAnsi="Times New Roman" w:cs="Times New Roman"/>
+          <w:b/>
+          <w:bCs/>
+          <w:sz w:val="28"/>
+          <w:szCs w:val="24"/>
+        </w:rPr>
+        <w:t>.</w:t>
+      </w:r>
+      <w:r>
+        <w:rPr>
+          <w:rFonts w:ascii="Times New Roman" w:hAnsi="Times New Roman" w:cs="Times New Roman"/>
+          <w:b/>
+          <w:bCs/>
+          <w:sz w:val="28"/>
+          <w:szCs w:val="24"/>
+        </w:rPr>
+        <w:tab/>
+      </w:r>
+      <w:r>
+        <w:rPr>
+          <w:rFonts w:ascii="Times New Roman" w:hAnsi="Times New Roman" w:cs="Times New Roman"/>
+          <w:b/>
+          <w:bCs/>
+          <w:sz w:val="28"/>
+          <w:szCs w:val="24"/>
+        </w:rPr>
+        <w:tab/>
+      </w:r>
+      <w:r>
+        <w:rPr>
+          <w:rFonts w:ascii="Times New Roman" w:hAnsi="Times New Roman" w:cs="Times New Roman"/>
+          <w:b/>
+          <w:bCs/>
+          <w:sz w:val="28"/>
+          <w:szCs w:val="24"/>
+        </w:rPr>
+        <w:tab/>
+      </w:r>
+      <w:r>
+        <w:rPr>
+          <w:rFonts w:ascii="Times New Roman" w:hAnsi="Times New Roman" w:cs="Times New Roman"/>
+          <w:b/>
+          <w:bCs/>
+          <w:sz w:val="28"/>
+          <w:szCs w:val="24"/>
+        </w:rPr>
+        <w:tab/>
+      </w:r>
+      <w:r>
+        <w:rPr>
+          <w:rFonts w:ascii="Times New Roman" w:hAnsi="Times New Roman" w:cs="Times New Roman"/>
+          <w:b/>
+          <w:bCs/>
+          <w:sz w:val="28"/>
+          <w:szCs w:val="24"/>
+        </w:rPr>
+        <w:tab/>
+      </w:r>
+      <w:r>
+        <w:rPr>
+          <w:rFonts w:ascii="Times New Roman" w:hAnsi="Times New Roman" w:cs="Times New Roman"/>
+          <w:b/>
+          <w:bCs/>
+          <w:sz w:val="28"/>
+          <w:szCs w:val="24"/>
+        </w:rPr>
+        <w:tab/>
+      </w:r>
+      <w:r>
+        <w:rPr>
+          <w:rFonts w:ascii="Times New Roman" w:hAnsi="Times New Roman" w:cs="Times New Roman"/>
+          <w:b/>
+          <w:bCs/>
+          <w:sz w:val="28"/>
+          <w:szCs w:val="24"/>
+        </w:rPr>
+        <w:tab/>
+      </w:r>
+      <w:r>
+        <w:rPr>
+          <w:rFonts w:ascii="Times New Roman" w:hAnsi="Times New Roman" w:cs="Times New Roman"/>
+          <w:b/>
+          <w:bCs/>
+          <w:sz w:val="28"/>
+          <w:szCs w:val="24"/>
+        </w:rPr>
+        <w:tab/>
+      </w:r>
+      <w:r>
+        <w:rPr>
+          <w:rFonts w:ascii="Times New Roman" w:hAnsi="Times New Roman" w:cs="Times New Roman"/>
+          <w:b/>
+          <w:bCs/>
+          <w:sz w:val="28"/>
+          <w:szCs w:val="24"/>
+        </w:rPr>
+        <w:tab/>
+      </w:r>
+      <w:r>
+        <w:rPr>
+          <w:rFonts w:ascii="Times New Roman" w:hAnsi="Times New Roman" w:cs="Times New Roman"/>
+          <w:b/>
+          <w:bCs/>
+          <w:sz w:val="28"/>
+          <w:szCs w:val="24"/>
+        </w:rPr>
+        <w:tab/>
+      </w:r>
+      <w:r>
+        <w:rPr>
+          <w:rFonts w:ascii="Times New Roman" w:hAnsi="Times New Roman" w:cs="Times New Roman"/>
+          <w:b/>
+          <w:bCs/>
+          <w:sz w:val="28"/>
+          <w:szCs w:val="24"/>
+        </w:rPr>
+        <w:t>(</w:t>
+      </w:r>
+      <w:r>
+        <w:rPr>
+          <w:rFonts w:ascii="Times New Roman" w:hAnsi="Times New Roman" w:cs="Times New Roman"/>
+          <w:b/>
+          <w:bCs/>
+          <w:sz w:val="28"/>
+          <w:szCs w:val="24"/>
         </w:rPr>
         <w:t>3</w:t>
       </w:r>
@@ -1136,168 +2341,90 @@
           <w:rFonts w:ascii="Times New Roman" w:hAnsi="Times New Roman" w:cs="Times New Roman"/>
           <w:b/>
           <w:bCs/>
+          <w:sz w:val="28"/>
+          <w:szCs w:val="24"/>
+        </w:rPr>
+        <w:t>×</w:t>
+      </w:r>
+      <w:r>
+        <w:rPr>
+          <w:rFonts w:ascii="Times New Roman" w:hAnsi="Times New Roman" w:cs="Times New Roman"/>
+          <w:b/>
+          <w:bCs/>
+          <w:sz w:val="28"/>
+          <w:szCs w:val="24"/>
+        </w:rPr>
+        <w:t>1=</w:t>
+      </w:r>
+      <w:r>
+        <w:rPr>
+          <w:rFonts w:ascii="Times New Roman" w:hAnsi="Times New Roman" w:cs="Times New Roman"/>
+          <w:b/>
+          <w:bCs/>
+          <w:sz w:val="28"/>
+          <w:szCs w:val="24"/>
+        </w:rPr>
+        <w:t>3</w:t>
+      </w:r>
+      <w:r>
+        <w:rPr>
+          <w:rFonts w:ascii="Times New Roman" w:hAnsi="Times New Roman" w:cs="Times New Roman"/>
+          <w:b/>
+          <w:bCs/>
+          <w:sz w:val="28"/>
+          <w:szCs w:val="24"/>
         </w:rPr>
         <w:t xml:space="preserve">) </w:t>
       </w:r>
     </w:p>
     <w:p>
       <w:pPr>
-        <w:rPr>
-          <w:rFonts w:ascii="Times New Roman" w:hAnsi="Times New Roman" w:cs="Times New Roman"/>
-        </w:rPr>
-      </w:pPr>
-      <w:r>
-        <w:rPr>
-          <w:rFonts w:ascii="Times New Roman" w:hAnsi="Times New Roman" w:cs="Times New Roman"/>
-        </w:rPr>
-        <w:t>​a. The user can read but cannot write into a RAM. [</w:t>
-      </w:r>
-      <w:r>
-        <w:rPr>
-          <w:rFonts w:ascii="Times New Roman" w:hAnsi="Times New Roman" w:cs="Times New Roman"/>
-        </w:rPr>
-        <w:t>____</w:t>
-      </w:r>
-      <w:r>
-        <w:rPr>
-          <w:rFonts w:ascii="Times New Roman" w:hAnsi="Times New Roman" w:cs="Times New Roman"/>
-        </w:rPr>
-        <w:t xml:space="preserve">] </w:t>
-      </w:r>
-    </w:p>
-    <w:p>
-      <w:pPr>
-        <w:rPr>
-          <w:rFonts w:ascii="Times New Roman" w:hAnsi="Times New Roman" w:cs="Times New Roman"/>
-        </w:rPr>
-      </w:pPr>
-      <w:r>
-        <w:rPr>
-          <w:rFonts w:ascii="Times New Roman" w:hAnsi="Times New Roman" w:cs="Times New Roman"/>
-        </w:rPr>
-        <w:t>b. A printer is a device used to print the results of work done by the computer on paper. [</w:t>
-      </w:r>
-      <w:r>
-        <w:rPr>
-          <w:rFonts w:ascii="Times New Roman" w:hAnsi="Times New Roman" w:cs="Times New Roman"/>
-        </w:rPr>
-        <w:t>____</w:t>
-      </w:r>
-      <w:r>
-        <w:rPr>
-          <w:rFonts w:ascii="Times New Roman" w:hAnsi="Times New Roman" w:cs="Times New Roman"/>
-        </w:rPr>
-        <w:t xml:space="preserve">] </w:t>
-      </w:r>
-    </w:p>
-    <w:p>
-      <w:pPr>
-        <w:rPr>
-          <w:rFonts w:ascii="Times New Roman" w:hAnsi="Times New Roman" w:cs="Times New Roman"/>
-        </w:rPr>
-      </w:pPr>
-      <w:r>
-        <w:rPr>
-          <w:rFonts w:ascii="Times New Roman" w:hAnsi="Times New Roman" w:cs="Times New Roman"/>
-        </w:rPr>
-        <w:t>c. The Zoom in and Zoom out is used to see a larger or smaller view of your image. [</w:t>
-      </w:r>
-      <w:r>
-        <w:rPr>
-          <w:rFonts w:ascii="Times New Roman" w:hAnsi="Times New Roman" w:cs="Times New Roman"/>
-        </w:rPr>
-        <w:t>____</w:t>
-      </w:r>
-      <w:r>
-        <w:rPr>
-          <w:rFonts w:ascii="Times New Roman" w:hAnsi="Times New Roman" w:cs="Times New Roman"/>
-        </w:rPr>
-        <w:t>]</w:t>
-      </w:r>
-    </w:p>
-    <w:p>
-      <w:pPr>
-        <w:rPr>
-          <w:rFonts w:ascii="Times New Roman" w:hAnsi="Times New Roman" w:cs="Times New Roman"/>
-          <w:b/>
-          <w:bCs/>
-        </w:rPr>
-      </w:pPr>
-      <w:r>
-        <w:rPr>
-          <w:rFonts w:ascii="Times New Roman" w:hAnsi="Times New Roman" w:cs="Times New Roman"/>
-          <w:b/>
-          <w:bCs/>
-        </w:rPr>
-        <w:t>4. Fill in the Blanks (</w:t>
-      </w:r>
-      <w:r>
-        <w:rPr>
-          <w:rFonts w:ascii="Times New Roman" w:hAnsi="Times New Roman" w:cs="Times New Roman"/>
-          <w:b/>
-          <w:bCs/>
-        </w:rPr>
-        <w:t>3</w:t>
-      </w:r>
-      <w:r>
-        <w:rPr>
-          <w:rFonts w:ascii="Times New Roman" w:hAnsi="Times New Roman" w:cs="Times New Roman"/>
-          <w:b/>
-          <w:bCs/>
-        </w:rPr>
-        <w:t xml:space="preserve"> x 1 = </w:t>
-      </w:r>
-      <w:r>
-        <w:rPr>
-          <w:rFonts w:ascii="Times New Roman" w:hAnsi="Times New Roman" w:cs="Times New Roman"/>
-          <w:b/>
-          <w:bCs/>
-        </w:rPr>
-        <w:t>3</w:t>
-      </w:r>
-      <w:r>
-        <w:rPr>
-          <w:rFonts w:ascii="Times New Roman" w:hAnsi="Times New Roman" w:cs="Times New Roman"/>
-          <w:b/>
-          <w:bCs/>
-        </w:rPr>
-        <w:t xml:space="preserve">) </w:t>
-      </w:r>
-    </w:p>
-    <w:p>
-      <w:pPr>
-        <w:rPr>
-          <w:rFonts w:ascii="Times New Roman" w:hAnsi="Times New Roman" w:cs="Times New Roman"/>
-        </w:rPr>
-      </w:pPr>
-      <w:r>
-        <w:rPr>
-          <w:rFonts w:ascii="Times New Roman" w:hAnsi="Times New Roman" w:cs="Times New Roman"/>
-        </w:rPr>
-        <w:t>​( Laser, optical disk</w:t>
-      </w:r>
-      <w:r>
-        <w:rPr>
-          <w:rFonts w:ascii="Times New Roman" w:hAnsi="Times New Roman" w:cs="Times New Roman"/>
+        <w:spacing w:after="0" w:line="240" w:lineRule="auto"/>
+        <w:rPr>
+          <w:rFonts w:ascii="Times New Roman" w:hAnsi="Times New Roman" w:cs="Times New Roman"/>
+          <w:sz w:val="28"/>
+          <w:szCs w:val="24"/>
+        </w:rPr>
+      </w:pPr>
+      <w:r>
+        <w:rPr>
+          <w:rFonts w:ascii="Times New Roman" w:hAnsi="Times New Roman" w:cs="Times New Roman"/>
+          <w:sz w:val="28"/>
+          <w:szCs w:val="24"/>
+        </w:rPr>
+        <w:t>​(Laser, optical disk</w:t>
+      </w:r>
+      <w:r>
+        <w:rPr>
+          <w:rFonts w:ascii="Times New Roman" w:hAnsi="Times New Roman" w:cs="Times New Roman"/>
+          <w:sz w:val="28"/>
+          <w:szCs w:val="24"/>
         </w:rPr>
         <w:t>, speed</w:t>
       </w:r>
       <w:r>
         <w:rPr>
           <w:rFonts w:ascii="Times New Roman" w:hAnsi="Times New Roman" w:cs="Times New Roman"/>
+          <w:sz w:val="28"/>
+          <w:szCs w:val="24"/>
         </w:rPr>
         <w:t>) ​</w:t>
       </w:r>
     </w:p>
     <w:p>
       <w:pPr>
-        <w:rPr>
-          <w:rFonts w:ascii="Times New Roman" w:hAnsi="Times New Roman" w:cs="Times New Roman"/>
-        </w:rPr>
-      </w:pPr>
-      <w:r>
-        <w:rPr>
-          <w:rFonts w:ascii="Times New Roman" w:hAnsi="Times New Roman" w:cs="Times New Roman"/>
+        <w:spacing w:after="0" w:line="480" w:lineRule="auto"/>
+        <w:rPr>
+          <w:rFonts w:ascii="Times New Roman" w:hAnsi="Times New Roman" w:cs="Times New Roman"/>
+          <w:sz w:val="28"/>
+          <w:szCs w:val="24"/>
+        </w:rPr>
+      </w:pPr>
+      <w:r>
+        <w:rPr>
+          <w:rFonts w:ascii="Times New Roman" w:hAnsi="Times New Roman" w:cs="Times New Roman"/>
+          <w:sz w:val="28"/>
+          <w:szCs w:val="24"/>
         </w:rPr>
         <w:t xml:space="preserve">a. Computer works at a very high </w:t>
       </w:r>
@@ -1306,123 +2433,215 @@
           <w:rFonts w:ascii="Times New Roman" w:hAnsi="Times New Roman" w:cs="Times New Roman"/>
           <w:i/>
           <w:iCs/>
-        </w:rPr>
-        <w:t>__________</w:t>
+          <w:sz w:val="28"/>
+          <w:szCs w:val="24"/>
+        </w:rPr>
+        <w:t>____________</w:t>
+      </w:r>
+      <w:r>
+        <w:rPr>
+          <w:rFonts w:ascii="Times New Roman" w:hAnsi="Times New Roman" w:cs="Times New Roman"/>
+          <w:sz w:val="28"/>
+          <w:szCs w:val="24"/>
+        </w:rPr>
+        <w:t>.</w:t>
+      </w:r>
+    </w:p>
+    <w:p>
+      <w:pPr>
+        <w:spacing w:after="0" w:line="480" w:lineRule="auto"/>
+        <w:rPr>
+          <w:rFonts w:ascii="Times New Roman" w:hAnsi="Times New Roman" w:cs="Times New Roman"/>
+          <w:sz w:val="28"/>
+          <w:szCs w:val="24"/>
+        </w:rPr>
+      </w:pPr>
+      <w:r>
+        <w:rPr>
+          <w:rFonts w:ascii="Times New Roman" w:hAnsi="Times New Roman" w:cs="Times New Roman"/>
+          <w:sz w:val="28"/>
+          <w:szCs w:val="24"/>
+        </w:rPr>
+        <w:t xml:space="preserve">b. </w:t>
       </w:r>
       <w:r>
         <w:rPr>
           <w:rFonts w:ascii="Times New Roman" w:hAnsi="Times New Roman" w:cs="Times New Roman"/>
           <w:i/>
           <w:iCs/>
-        </w:rPr>
-        <w:t>__</w:t>
-      </w:r>
-      <w:r>
-        <w:rPr>
-          <w:rFonts w:ascii="Times New Roman" w:hAnsi="Times New Roman" w:cs="Times New Roman"/>
-        </w:rPr>
-        <w:t>.</w:t>
-      </w:r>
-    </w:p>
-    <w:p>
-      <w:pPr>
-        <w:rPr>
-          <w:rFonts w:ascii="Times New Roman" w:hAnsi="Times New Roman" w:cs="Times New Roman"/>
-        </w:rPr>
-      </w:pPr>
-      <w:r>
-        <w:rPr>
-          <w:rFonts w:ascii="Times New Roman" w:hAnsi="Times New Roman" w:cs="Times New Roman"/>
-        </w:rPr>
-        <w:t xml:space="preserve">b. </w:t>
+          <w:sz w:val="28"/>
+          <w:szCs w:val="24"/>
+        </w:rPr>
+        <w:t>____________</w:t>
+      </w:r>
+      <w:r>
+        <w:rPr>
+          <w:rFonts w:ascii="Times New Roman" w:hAnsi="Times New Roman" w:cs="Times New Roman"/>
+          <w:sz w:val="28"/>
+          <w:szCs w:val="24"/>
+        </w:rPr>
+        <w:t xml:space="preserve"> is a disk coated with reflecting medium. </w:t>
+      </w:r>
+    </w:p>
+    <w:p>
+      <w:pPr>
+        <w:spacing w:after="0" w:line="480" w:lineRule="auto"/>
+        <w:rPr>
+          <w:rFonts w:ascii="Times New Roman" w:hAnsi="Times New Roman" w:cs="Times New Roman"/>
+          <w:sz w:val="28"/>
+          <w:szCs w:val="24"/>
+        </w:rPr>
+      </w:pPr>
+      <w:r>
+        <w:rPr>
+          <w:rFonts w:ascii="Times New Roman" w:hAnsi="Times New Roman" w:cs="Times New Roman"/>
+          <w:sz w:val="28"/>
+          <w:szCs w:val="24"/>
+        </w:rPr>
+        <w:t xml:space="preserve">c. </w:t>
       </w:r>
       <w:r>
         <w:rPr>
           <w:rFonts w:ascii="Times New Roman" w:hAnsi="Times New Roman" w:cs="Times New Roman"/>
           <w:i/>
           <w:iCs/>
-        </w:rPr>
-        <w:t>__________</w:t>
-      </w:r>
-      <w:r>
-        <w:rPr>
-          <w:rFonts w:ascii="Times New Roman" w:hAnsi="Times New Roman" w:cs="Times New Roman"/>
-          <w:i/>
-          <w:iCs/>
-        </w:rPr>
-        <w:t>__</w:t>
-      </w:r>
-      <w:r>
-        <w:rPr>
-          <w:rFonts w:ascii="Times New Roman" w:hAnsi="Times New Roman" w:cs="Times New Roman"/>
-        </w:rPr>
-        <w:t xml:space="preserve"> is a disk coated with reflecting medium. </w:t>
-      </w:r>
-    </w:p>
-    <w:p>
-      <w:pPr>
-        <w:rPr>
-          <w:rFonts w:ascii="Times New Roman" w:hAnsi="Times New Roman" w:cs="Times New Roman"/>
-        </w:rPr>
-      </w:pPr>
-      <w:r>
-        <w:rPr>
-          <w:rFonts w:ascii="Times New Roman" w:hAnsi="Times New Roman" w:cs="Times New Roman"/>
-        </w:rPr>
-        <w:t xml:space="preserve">c. </w:t>
-      </w:r>
-      <w:r>
-        <w:rPr>
-          <w:rFonts w:ascii="Times New Roman" w:hAnsi="Times New Roman" w:cs="Times New Roman"/>
-          <w:i/>
-          <w:iCs/>
-        </w:rPr>
-        <w:t>__________</w:t>
-      </w:r>
-      <w:r>
-        <w:rPr>
-          <w:rFonts w:ascii="Times New Roman" w:hAnsi="Times New Roman" w:cs="Times New Roman"/>
-          <w:i/>
-          <w:iCs/>
-        </w:rPr>
-        <w:t>___</w:t>
-      </w:r>
-      <w:r>
-        <w:rPr>
-          <w:rFonts w:ascii="Times New Roman" w:hAnsi="Times New Roman" w:cs="Times New Roman"/>
-        </w:rPr>
-        <w:t>_</w:t>
-      </w:r>
-      <w:r>
-        <w:rPr>
-          <w:rFonts w:ascii="Times New Roman" w:hAnsi="Times New Roman" w:cs="Times New Roman"/>
-        </w:rPr>
-        <w:t xml:space="preserve">is a type of printer that utilizes a laser beam to print on paper. </w:t>
-      </w:r>
-    </w:p>
-    <w:p>
-      <w:pPr>
-        <w:rPr>
-          <w:rFonts w:ascii="Times New Roman" w:hAnsi="Times New Roman" w:cs="Times New Roman"/>
-          <w:b/>
-          <w:bCs/>
-        </w:rPr>
-      </w:pPr>
-      <w:r>
-        <w:rPr>
-          <w:rFonts w:ascii="Times New Roman" w:hAnsi="Times New Roman" w:cs="Times New Roman"/>
-          <w:b/>
-          <w:bCs/>
-        </w:rPr>
-        <w:t>5: Write the Full Form of the following ​</w:t>
-      </w:r>
-      <w:r>
-        <w:rPr>
-          <w:rFonts w:ascii="Times New Roman" w:hAnsi="Times New Roman" w:cs="Times New Roman"/>
-          <w:b/>
-          <w:bCs/>
-        </w:rPr>
-        <w:t xml:space="preserve">(3 </w:t>
+          <w:sz w:val="28"/>
+          <w:szCs w:val="24"/>
+        </w:rPr>
+        <w:t>_____________</w:t>
+      </w:r>
+      <w:r>
+        <w:rPr>
+          <w:rFonts w:ascii="Times New Roman" w:hAnsi="Times New Roman" w:cs="Times New Roman"/>
+          <w:sz w:val="28"/>
+          <w:szCs w:val="24"/>
+        </w:rPr>
+        <w:t xml:space="preserve">_is a type of printer that utilizes a laser beam to print on paper. </w:t>
+      </w:r>
+    </w:p>
+    <w:p>
+      <w:pPr>
+        <w:spacing w:after="0" w:line="240" w:lineRule="auto"/>
+        <w:rPr>
+          <w:rFonts w:ascii="Times New Roman" w:hAnsi="Times New Roman" w:cs="Times New Roman"/>
+          <w:b/>
+          <w:bCs/>
+          <w:sz w:val="28"/>
+          <w:szCs w:val="24"/>
+        </w:rPr>
+      </w:pPr>
+    </w:p>
+    <w:p>
+      <w:pPr>
+        <w:spacing w:after="0" w:line="240" w:lineRule="auto"/>
+        <w:ind w:left="-144"/>
+        <w:rPr>
+          <w:rFonts w:ascii="Times New Roman" w:hAnsi="Times New Roman" w:cs="Times New Roman"/>
+          <w:b/>
+          <w:bCs/>
+          <w:sz w:val="28"/>
+          <w:szCs w:val="24"/>
+        </w:rPr>
+      </w:pPr>
+      <w:r>
+        <w:rPr>
+          <w:rFonts w:ascii="Times New Roman" w:hAnsi="Times New Roman" w:cs="Times New Roman"/>
+          <w:b/>
+          <w:bCs/>
+          <w:sz w:val="28"/>
+          <w:szCs w:val="24"/>
+        </w:rPr>
+        <w:t>5: Write the Full Form of the following</w:t>
+      </w:r>
+      <w:r>
+        <w:rPr>
+          <w:rFonts w:ascii="Times New Roman" w:hAnsi="Times New Roman" w:cs="Times New Roman"/>
+          <w:b/>
+          <w:bCs/>
+          <w:sz w:val="28"/>
+          <w:szCs w:val="24"/>
+        </w:rPr>
+        <w:t>.</w:t>
+      </w:r>
+      <w:r>
+        <w:rPr>
+          <w:rFonts w:ascii="Times New Roman" w:hAnsi="Times New Roman" w:cs="Times New Roman"/>
+          <w:b/>
+          <w:bCs/>
+          <w:sz w:val="28"/>
+          <w:szCs w:val="24"/>
+        </w:rPr>
+        <w:tab/>
+      </w:r>
+      <w:r>
+        <w:rPr>
+          <w:rFonts w:ascii="Times New Roman" w:hAnsi="Times New Roman" w:cs="Times New Roman"/>
+          <w:b/>
+          <w:bCs/>
+          <w:sz w:val="28"/>
+          <w:szCs w:val="24"/>
+        </w:rPr>
+        <w:tab/>
+      </w:r>
+      <w:r>
+        <w:rPr>
+          <w:rFonts w:ascii="Times New Roman" w:hAnsi="Times New Roman" w:cs="Times New Roman"/>
+          <w:b/>
+          <w:bCs/>
+          <w:sz w:val="28"/>
+          <w:szCs w:val="24"/>
+        </w:rPr>
+        <w:tab/>
+      </w:r>
+      <w:r>
+        <w:rPr>
+          <w:rFonts w:ascii="Times New Roman" w:hAnsi="Times New Roman" w:cs="Times New Roman"/>
+          <w:b/>
+          <w:bCs/>
+          <w:sz w:val="28"/>
+          <w:szCs w:val="24"/>
+        </w:rPr>
+        <w:tab/>
+      </w:r>
+      <w:r>
+        <w:rPr>
+          <w:rFonts w:ascii="Times New Roman" w:hAnsi="Times New Roman" w:cs="Times New Roman"/>
+          <w:b/>
+          <w:bCs/>
+          <w:sz w:val="28"/>
+          <w:szCs w:val="24"/>
+        </w:rPr>
+        <w:tab/>
+      </w:r>
+      <w:r>
+        <w:rPr>
+          <w:rFonts w:ascii="Times New Roman" w:hAnsi="Times New Roman" w:cs="Times New Roman"/>
+          <w:b/>
+          <w:bCs/>
+          <w:sz w:val="28"/>
+          <w:szCs w:val="24"/>
+        </w:rPr>
+        <w:tab/>
+      </w:r>
+      <w:r>
+        <w:rPr>
+          <w:rFonts w:ascii="Times New Roman" w:hAnsi="Times New Roman" w:cs="Times New Roman"/>
+          <w:b/>
+          <w:bCs/>
+          <w:sz w:val="28"/>
+          <w:szCs w:val="24"/>
+        </w:rPr>
+        <w:tab/>
+      </w:r>
+      <w:r>
+        <w:rPr>
+          <w:rFonts w:ascii="Times New Roman" w:hAnsi="Times New Roman" w:cs="Times New Roman"/>
+          <w:b/>
+          <w:bCs/>
+          <w:sz w:val="28"/>
+          <w:szCs w:val="24"/>
+        </w:rPr>
+        <w:t>​(3</w:t>
       </w:r>
       <m:oMath>
         <m:r>
@@ -1431,6 +2650,8 @@
           </m:rPr>
           <w:rPr>
             <w:rFonts w:ascii="Cambria Math" w:hAnsi="Cambria Math" w:cs="Times New Roman"/>
+            <w:sz w:val="28"/>
+            <w:szCs w:val="24"/>
           </w:rPr>
           <m:t>×</m:t>
         </m:r>
@@ -1440,88 +2661,275 @@
           <w:rFonts w:ascii="Times New Roman" w:eastAsiaTheme="minorEastAsia" w:hAnsi="Times New Roman" w:cs="Times New Roman"/>
           <w:b/>
           <w:bCs/>
-        </w:rPr>
-        <w:t xml:space="preserve"> 1 = 3)</w:t>
-      </w:r>
-    </w:p>
-    <w:p>
-      <w:pPr>
-        <w:rPr>
-          <w:rFonts w:ascii="Times New Roman" w:hAnsi="Times New Roman" w:cs="Times New Roman"/>
-        </w:rPr>
-      </w:pPr>
-      <w:r>
-        <w:rPr>
-          <w:rFonts w:ascii="Times New Roman" w:hAnsi="Times New Roman" w:cs="Times New Roman"/>
-        </w:rPr>
-        <w:t xml:space="preserve">a. ALU </w:t>
-      </w:r>
-      <w:r>
-        <w:rPr>
-          <w:rFonts w:ascii="Times New Roman" w:hAnsi="Times New Roman" w:cs="Times New Roman"/>
-        </w:rPr>
-        <w:t>:______________________________________________________________________________</w:t>
-      </w:r>
-    </w:p>
-    <w:p>
-      <w:pPr>
-        <w:rPr>
-          <w:rFonts w:ascii="Times New Roman" w:hAnsi="Times New Roman" w:cs="Times New Roman"/>
-        </w:rPr>
-      </w:pPr>
-      <w:r>
-        <w:rPr>
-          <w:rFonts w:ascii="Times New Roman" w:hAnsi="Times New Roman" w:cs="Times New Roman"/>
-        </w:rPr>
-        <w:t>b. GIGO</w:t>
-      </w:r>
-      <w:r>
-        <w:rPr>
-          <w:rFonts w:ascii="Times New Roman" w:hAnsi="Times New Roman" w:cs="Times New Roman"/>
-        </w:rPr>
-        <w:t xml:space="preserve"> :_____________________________________________________________________________</w:t>
-      </w:r>
-    </w:p>
-    <w:p>
-      <w:pPr>
-        <w:rPr>
-          <w:rFonts w:ascii="Times New Roman" w:hAnsi="Times New Roman" w:cs="Times New Roman"/>
-        </w:rPr>
-      </w:pPr>
-      <w:r>
-        <w:rPr>
-          <w:rFonts w:ascii="Times New Roman" w:hAnsi="Times New Roman" w:cs="Times New Roman"/>
-        </w:rPr>
-        <w:t>c. RAM</w:t>
-      </w:r>
-      <w:r>
-        <w:rPr>
-          <w:rFonts w:ascii="Times New Roman" w:hAnsi="Times New Roman" w:cs="Times New Roman"/>
-        </w:rPr>
-        <w:t xml:space="preserve"> :_____________________________________________________________________________</w:t>
-      </w:r>
-    </w:p>
-    <w:p>
-      <w:pPr>
-        <w:rPr>
-          <w:rFonts w:ascii="Times New Roman" w:hAnsi="Times New Roman" w:cs="Times New Roman"/>
-          <w:b/>
-          <w:bCs/>
-        </w:rPr>
-      </w:pPr>
-      <w:r>
-        <w:rPr>
-          <w:rFonts w:ascii="Times New Roman" w:hAnsi="Times New Roman" w:cs="Times New Roman"/>
-          <w:b/>
-          <w:bCs/>
-        </w:rPr>
-        <w:t xml:space="preserve">6: Answer the Following Questions (5 x </w:t>
-      </w:r>
-      <w:r>
-        <w:rPr>
-          <w:rFonts w:ascii="Times New Roman" w:hAnsi="Times New Roman" w:cs="Times New Roman"/>
-          <w:b/>
-          <w:bCs/>
+          <w:sz w:val="28"/>
+          <w:szCs w:val="24"/>
+        </w:rPr>
+        <w:t>1= 3)</w:t>
+      </w:r>
+    </w:p>
+    <w:p>
+      <w:pPr>
+        <w:spacing w:after="0" w:line="360" w:lineRule="auto"/>
+        <w:rPr>
+          <w:rFonts w:ascii="Times New Roman" w:hAnsi="Times New Roman" w:cs="Times New Roman"/>
+          <w:sz w:val="28"/>
+          <w:szCs w:val="24"/>
+        </w:rPr>
+      </w:pPr>
+      <w:r>
+        <w:rPr>
+          <w:rFonts w:ascii="Times New Roman" w:hAnsi="Times New Roman" w:cs="Times New Roman"/>
+          <w:sz w:val="28"/>
+          <w:szCs w:val="24"/>
+        </w:rPr>
+        <w:t xml:space="preserve">a. </w:t>
+      </w:r>
+      <w:proofErr w:type="gramStart"/>
+      <w:r>
+        <w:rPr>
+          <w:rFonts w:ascii="Times New Roman" w:hAnsi="Times New Roman" w:cs="Times New Roman"/>
+          <w:sz w:val="28"/>
+          <w:szCs w:val="24"/>
+        </w:rPr>
+        <w:t>ALU :</w:t>
+      </w:r>
+      <w:proofErr w:type="gramEnd"/>
+      <w:r>
+        <w:rPr>
+          <w:rFonts w:ascii="Times New Roman" w:hAnsi="Times New Roman" w:cs="Times New Roman"/>
+          <w:sz w:val="28"/>
+          <w:szCs w:val="24"/>
+        </w:rPr>
+        <w:t>____________________________________________</w:t>
+      </w:r>
+    </w:p>
+    <w:p>
+      <w:pPr>
+        <w:spacing w:after="0" w:line="360" w:lineRule="auto"/>
+        <w:rPr>
+          <w:rFonts w:ascii="Times New Roman" w:hAnsi="Times New Roman" w:cs="Times New Roman"/>
+          <w:sz w:val="28"/>
+          <w:szCs w:val="24"/>
+        </w:rPr>
+      </w:pPr>
+      <w:r>
+        <w:rPr>
+          <w:rFonts w:ascii="Times New Roman" w:hAnsi="Times New Roman" w:cs="Times New Roman"/>
+          <w:sz w:val="28"/>
+          <w:szCs w:val="24"/>
+        </w:rPr>
+        <w:t xml:space="preserve">b. </w:t>
+      </w:r>
+      <w:proofErr w:type="gramStart"/>
+      <w:r>
+        <w:rPr>
+          <w:rFonts w:ascii="Times New Roman" w:hAnsi="Times New Roman" w:cs="Times New Roman"/>
+          <w:sz w:val="28"/>
+          <w:szCs w:val="24"/>
+        </w:rPr>
+        <w:t xml:space="preserve">GIGO </w:t>
+      </w:r>
+      <w:r>
+        <w:rPr>
+          <w:rFonts w:ascii="Times New Roman" w:hAnsi="Times New Roman" w:cs="Times New Roman"/>
+          <w:sz w:val="28"/>
+          <w:szCs w:val="24"/>
+        </w:rPr>
+        <w:t>:</w:t>
+      </w:r>
+      <w:proofErr w:type="gramEnd"/>
+      <w:r>
+        <w:rPr>
+          <w:rFonts w:ascii="Times New Roman" w:hAnsi="Times New Roman" w:cs="Times New Roman"/>
+          <w:sz w:val="28"/>
+          <w:szCs w:val="24"/>
+        </w:rPr>
+        <w:t>____________________________________________</w:t>
+      </w:r>
+    </w:p>
+    <w:p>
+      <w:pPr>
+        <w:spacing w:after="0" w:line="360" w:lineRule="auto"/>
+        <w:rPr>
+          <w:rFonts w:ascii="Times New Roman" w:hAnsi="Times New Roman" w:cs="Times New Roman"/>
+          <w:sz w:val="28"/>
+          <w:szCs w:val="24"/>
+        </w:rPr>
+      </w:pPr>
+      <w:r>
+        <w:rPr>
+          <w:rFonts w:ascii="Times New Roman" w:hAnsi="Times New Roman" w:cs="Times New Roman"/>
+          <w:sz w:val="28"/>
+          <w:szCs w:val="24"/>
+        </w:rPr>
+        <w:t xml:space="preserve">c. </w:t>
+      </w:r>
+      <w:proofErr w:type="gramStart"/>
+      <w:r>
+        <w:rPr>
+          <w:rFonts w:ascii="Times New Roman" w:hAnsi="Times New Roman" w:cs="Times New Roman"/>
+          <w:sz w:val="28"/>
+          <w:szCs w:val="24"/>
+        </w:rPr>
+        <w:t xml:space="preserve">RAM </w:t>
+      </w:r>
+      <w:r>
+        <w:rPr>
+          <w:rFonts w:ascii="Times New Roman" w:hAnsi="Times New Roman" w:cs="Times New Roman"/>
+          <w:sz w:val="28"/>
+          <w:szCs w:val="24"/>
+        </w:rPr>
+        <w:t>:</w:t>
+      </w:r>
+      <w:proofErr w:type="gramEnd"/>
+      <w:r>
+        <w:rPr>
+          <w:rFonts w:ascii="Times New Roman" w:hAnsi="Times New Roman" w:cs="Times New Roman"/>
+          <w:sz w:val="28"/>
+          <w:szCs w:val="24"/>
+        </w:rPr>
+        <w:t>____________________________________________</w:t>
+      </w:r>
+    </w:p>
+    <w:p>
+      <w:pPr>
+        <w:spacing w:after="0" w:line="240" w:lineRule="auto"/>
+        <w:ind w:left="-144"/>
+        <w:rPr>
+          <w:rFonts w:ascii="Times New Roman" w:hAnsi="Times New Roman" w:cs="Times New Roman"/>
+          <w:b/>
+          <w:bCs/>
+          <w:sz w:val="28"/>
+          <w:szCs w:val="24"/>
+        </w:rPr>
+      </w:pPr>
+      <w:r>
+        <w:rPr>
+          <w:rFonts w:ascii="Times New Roman" w:hAnsi="Times New Roman" w:cs="Times New Roman"/>
+          <w:b/>
+          <w:bCs/>
+          <w:sz w:val="28"/>
+          <w:szCs w:val="24"/>
+        </w:rPr>
+        <w:t>6: Answer the Following Questions</w:t>
+      </w:r>
+      <w:r>
+        <w:rPr>
+          <w:rFonts w:ascii="Times New Roman" w:hAnsi="Times New Roman" w:cs="Times New Roman"/>
+          <w:b/>
+          <w:bCs/>
+          <w:sz w:val="28"/>
+          <w:szCs w:val="24"/>
+        </w:rPr>
+        <w:t>.</w:t>
+      </w:r>
+      <w:r>
+        <w:rPr>
+          <w:rFonts w:ascii="Times New Roman" w:hAnsi="Times New Roman" w:cs="Times New Roman"/>
+          <w:b/>
+          <w:bCs/>
+          <w:sz w:val="28"/>
+          <w:szCs w:val="24"/>
+        </w:rPr>
+        <w:tab/>
+      </w:r>
+      <w:r>
+        <w:rPr>
+          <w:rFonts w:ascii="Times New Roman" w:hAnsi="Times New Roman" w:cs="Times New Roman"/>
+          <w:b/>
+          <w:bCs/>
+          <w:sz w:val="28"/>
+          <w:szCs w:val="24"/>
+        </w:rPr>
+        <w:tab/>
+      </w:r>
+      <w:r>
+        <w:rPr>
+          <w:rFonts w:ascii="Times New Roman" w:hAnsi="Times New Roman" w:cs="Times New Roman"/>
+          <w:b/>
+          <w:bCs/>
+          <w:sz w:val="28"/>
+          <w:szCs w:val="24"/>
+        </w:rPr>
+        <w:tab/>
+      </w:r>
+      <w:r>
+        <w:rPr>
+          <w:rFonts w:ascii="Times New Roman" w:hAnsi="Times New Roman" w:cs="Times New Roman"/>
+          <w:b/>
+          <w:bCs/>
+          <w:sz w:val="28"/>
+          <w:szCs w:val="24"/>
+        </w:rPr>
+        <w:tab/>
+      </w:r>
+      <w:r>
+        <w:rPr>
+          <w:rFonts w:ascii="Times New Roman" w:hAnsi="Times New Roman" w:cs="Times New Roman"/>
+          <w:b/>
+          <w:bCs/>
+          <w:sz w:val="28"/>
+          <w:szCs w:val="24"/>
+        </w:rPr>
+        <w:tab/>
+      </w:r>
+      <w:r>
+        <w:rPr>
+          <w:rFonts w:ascii="Times New Roman" w:hAnsi="Times New Roman" w:cs="Times New Roman"/>
+          <w:b/>
+          <w:bCs/>
+          <w:sz w:val="28"/>
+          <w:szCs w:val="24"/>
+        </w:rPr>
+        <w:tab/>
+      </w:r>
+      <w:r>
+        <w:rPr>
+          <w:rFonts w:ascii="Times New Roman" w:hAnsi="Times New Roman" w:cs="Times New Roman"/>
+          <w:b/>
+          <w:bCs/>
+          <w:sz w:val="28"/>
+          <w:szCs w:val="24"/>
+        </w:rPr>
+        <w:tab/>
+      </w:r>
+      <w:r>
+        <w:rPr>
+          <w:rFonts w:ascii="Times New Roman" w:hAnsi="Times New Roman" w:cs="Times New Roman"/>
+          <w:b/>
+          <w:bCs/>
+          <w:sz w:val="28"/>
+          <w:szCs w:val="24"/>
+        </w:rPr>
+        <w:t xml:space="preserve">         </w:t>
+      </w:r>
+      <w:r>
+        <w:rPr>
+          <w:rFonts w:ascii="Times New Roman" w:hAnsi="Times New Roman" w:cs="Times New Roman"/>
+          <w:b/>
+          <w:bCs/>
+          <w:sz w:val="28"/>
+          <w:szCs w:val="24"/>
+        </w:rPr>
+        <w:t>(5</w:t>
+      </w:r>
+      <w:r>
+        <w:rPr>
+          <w:rFonts w:ascii="Times New Roman" w:hAnsi="Times New Roman" w:cs="Times New Roman"/>
+          <w:b/>
+          <w:bCs/>
+          <w:sz w:val="28"/>
+          <w:szCs w:val="24"/>
+        </w:rPr>
+        <w:t>×</w:t>
+      </w:r>
+      <w:r>
+        <w:rPr>
+          <w:rFonts w:ascii="Times New Roman" w:hAnsi="Times New Roman" w:cs="Times New Roman"/>
+          <w:b/>
+          <w:bCs/>
+          <w:sz w:val="28"/>
+          <w:szCs w:val="24"/>
         </w:rPr>
         <w:t>2</w:t>
       </w:r>
@@ -1530,14 +2938,18 @@
           <w:rFonts w:ascii="Times New Roman" w:hAnsi="Times New Roman" w:cs="Times New Roman"/>
           <w:b/>
           <w:bCs/>
-        </w:rPr>
-        <w:t xml:space="preserve"> = </w:t>
-      </w:r>
-      <w:r>
-        <w:rPr>
-          <w:rFonts w:ascii="Times New Roman" w:hAnsi="Times New Roman" w:cs="Times New Roman"/>
-          <w:b/>
-          <w:bCs/>
+          <w:sz w:val="28"/>
+          <w:szCs w:val="24"/>
+        </w:rPr>
+        <w:t>=</w:t>
+      </w:r>
+      <w:r>
+        <w:rPr>
+          <w:rFonts w:ascii="Times New Roman" w:hAnsi="Times New Roman" w:cs="Times New Roman"/>
+          <w:b/>
+          <w:bCs/>
+          <w:sz w:val="28"/>
+          <w:szCs w:val="24"/>
         </w:rPr>
         <w:t>10</w:t>
       </w:r>
@@ -1546,222 +2958,363 @@
           <w:rFonts w:ascii="Times New Roman" w:hAnsi="Times New Roman" w:cs="Times New Roman"/>
           <w:b/>
           <w:bCs/>
+          <w:sz w:val="28"/>
+          <w:szCs w:val="24"/>
         </w:rPr>
         <w:t>) ​</w:t>
       </w:r>
     </w:p>
     <w:p>
       <w:pPr>
-        <w:rPr>
-          <w:rFonts w:ascii="Times New Roman" w:hAnsi="Times New Roman" w:cs="Times New Roman"/>
-        </w:rPr>
-      </w:pPr>
-      <w:r>
-        <w:rPr>
-          <w:rFonts w:ascii="Times New Roman" w:hAnsi="Times New Roman" w:cs="Times New Roman"/>
+        <w:spacing w:after="0" w:line="480" w:lineRule="auto"/>
+        <w:rPr>
+          <w:rFonts w:ascii="Times New Roman" w:hAnsi="Times New Roman" w:cs="Times New Roman"/>
+          <w:sz w:val="28"/>
+          <w:szCs w:val="24"/>
+        </w:rPr>
+      </w:pPr>
+      <w:r>
+        <w:rPr>
+          <w:rFonts w:ascii="Times New Roman" w:hAnsi="Times New Roman" w:cs="Times New Roman"/>
+          <w:sz w:val="28"/>
+          <w:szCs w:val="24"/>
         </w:rPr>
         <w:t xml:space="preserve">a. What is a computer? </w:t>
       </w:r>
     </w:p>
     <w:p>
       <w:pPr>
-        <w:spacing w:line="360" w:lineRule="auto"/>
-        <w:rPr>
-          <w:rFonts w:ascii="Times New Roman" w:hAnsi="Times New Roman" w:cs="Times New Roman"/>
-        </w:rPr>
-      </w:pPr>
-      <w:r>
-        <w:rPr>
-          <w:rFonts w:ascii="Times New Roman" w:hAnsi="Times New Roman" w:cs="Times New Roman"/>
-        </w:rPr>
-        <w:t>_____________________________________________________________________________________</w:t>
-      </w:r>
-    </w:p>
-    <w:p>
-      <w:pPr>
-        <w:spacing w:line="360" w:lineRule="auto"/>
-        <w:rPr>
-          <w:rFonts w:ascii="Times New Roman" w:hAnsi="Times New Roman" w:cs="Times New Roman"/>
-        </w:rPr>
-      </w:pPr>
-      <w:r>
-        <w:rPr>
-          <w:rFonts w:ascii="Times New Roman" w:hAnsi="Times New Roman" w:cs="Times New Roman"/>
-        </w:rPr>
-        <w:t>_____________________________________________________________________________________</w:t>
-      </w:r>
-    </w:p>
-    <w:p>
-      <w:pPr>
-        <w:rPr>
-          <w:rFonts w:ascii="Times New Roman" w:hAnsi="Times New Roman" w:cs="Times New Roman"/>
-        </w:rPr>
-      </w:pPr>
-      <w:r>
-        <w:rPr>
-          <w:rFonts w:ascii="Times New Roman" w:hAnsi="Times New Roman" w:cs="Times New Roman"/>
+        <w:spacing w:after="0" w:line="480" w:lineRule="auto"/>
+        <w:rPr>
+          <w:rFonts w:ascii="Times New Roman" w:hAnsi="Times New Roman" w:cs="Times New Roman"/>
+          <w:sz w:val="28"/>
+          <w:szCs w:val="24"/>
+        </w:rPr>
+      </w:pPr>
+      <w:r>
+        <w:rPr>
+          <w:rFonts w:ascii="Times New Roman" w:hAnsi="Times New Roman" w:cs="Times New Roman"/>
+          <w:sz w:val="28"/>
+          <w:szCs w:val="24"/>
+        </w:rPr>
+        <w:t>__________________________________________________________________________</w:t>
+      </w:r>
+    </w:p>
+    <w:p>
+      <w:pPr>
+        <w:spacing w:after="0" w:line="480" w:lineRule="auto"/>
+        <w:rPr>
+          <w:rFonts w:ascii="Times New Roman" w:hAnsi="Times New Roman" w:cs="Times New Roman"/>
+          <w:sz w:val="28"/>
+          <w:szCs w:val="24"/>
+        </w:rPr>
+      </w:pPr>
+      <w:r>
+        <w:rPr>
+          <w:rFonts w:ascii="Times New Roman" w:hAnsi="Times New Roman" w:cs="Times New Roman"/>
+          <w:sz w:val="28"/>
+          <w:szCs w:val="24"/>
+        </w:rPr>
+        <w:t>__________________________________________________________________________</w:t>
+      </w:r>
+    </w:p>
+    <w:p>
+      <w:pPr>
+        <w:spacing w:after="0" w:line="480" w:lineRule="auto"/>
+        <w:rPr>
+          <w:rFonts w:ascii="Times New Roman" w:hAnsi="Times New Roman" w:cs="Times New Roman"/>
+          <w:sz w:val="28"/>
+          <w:szCs w:val="24"/>
+        </w:rPr>
+      </w:pPr>
+      <w:r>
+        <w:rPr>
+          <w:rFonts w:ascii="Times New Roman" w:hAnsi="Times New Roman" w:cs="Times New Roman"/>
+          <w:sz w:val="28"/>
+          <w:szCs w:val="24"/>
         </w:rPr>
         <w:t xml:space="preserve">b. Name two common input devices. </w:t>
       </w:r>
     </w:p>
     <w:p>
       <w:pPr>
-        <w:spacing w:line="360" w:lineRule="auto"/>
-        <w:rPr>
-          <w:rFonts w:ascii="Times New Roman" w:hAnsi="Times New Roman" w:cs="Times New Roman"/>
-        </w:rPr>
-      </w:pPr>
-      <w:r>
-        <w:rPr>
-          <w:rFonts w:ascii="Times New Roman" w:hAnsi="Times New Roman" w:cs="Times New Roman"/>
-        </w:rPr>
-        <w:t>_____________________________________________________________________________________</w:t>
-      </w:r>
-    </w:p>
-    <w:p>
-      <w:pPr>
-        <w:spacing w:line="360" w:lineRule="auto"/>
-        <w:rPr>
-          <w:rFonts w:ascii="Times New Roman" w:hAnsi="Times New Roman" w:cs="Times New Roman"/>
-        </w:rPr>
-      </w:pPr>
-      <w:r>
-        <w:rPr>
-          <w:rFonts w:ascii="Times New Roman" w:hAnsi="Times New Roman" w:cs="Times New Roman"/>
-        </w:rPr>
-        <w:t>_____________________________________________________________________________________</w:t>
-      </w:r>
-    </w:p>
-    <w:p>
-      <w:pPr>
-        <w:rPr>
-          <w:rFonts w:ascii="Times New Roman" w:hAnsi="Times New Roman" w:cs="Times New Roman"/>
-        </w:rPr>
-      </w:pPr>
-      <w:r>
-        <w:rPr>
-          <w:rFonts w:ascii="Times New Roman" w:hAnsi="Times New Roman" w:cs="Times New Roman"/>
-        </w:rPr>
-        <w:t>_____________________________________________________________________________________</w:t>
-      </w:r>
-    </w:p>
-    <w:p>
-      <w:pPr>
-        <w:rPr>
-          <w:rFonts w:ascii="Times New Roman" w:hAnsi="Times New Roman" w:cs="Times New Roman"/>
-        </w:rPr>
-      </w:pPr>
-      <w:r>
-        <w:rPr>
-          <w:rFonts w:ascii="Times New Roman" w:hAnsi="Times New Roman" w:cs="Times New Roman"/>
+        <w:spacing w:after="0" w:line="480" w:lineRule="auto"/>
+        <w:rPr>
+          <w:rFonts w:ascii="Times New Roman" w:hAnsi="Times New Roman" w:cs="Times New Roman"/>
+          <w:sz w:val="28"/>
+          <w:szCs w:val="24"/>
+        </w:rPr>
+      </w:pPr>
+      <w:r>
+        <w:rPr>
+          <w:rFonts w:ascii="Times New Roman" w:hAnsi="Times New Roman" w:cs="Times New Roman"/>
+          <w:sz w:val="28"/>
+          <w:szCs w:val="24"/>
+        </w:rPr>
+        <w:t>__________________________________________________________________________</w:t>
+      </w:r>
+    </w:p>
+    <w:p>
+      <w:pPr>
+        <w:spacing w:after="0" w:line="480" w:lineRule="auto"/>
+        <w:rPr>
+          <w:rFonts w:ascii="Times New Roman" w:hAnsi="Times New Roman" w:cs="Times New Roman"/>
+          <w:sz w:val="28"/>
+          <w:szCs w:val="24"/>
+        </w:rPr>
+      </w:pPr>
+      <w:r>
+        <w:rPr>
+          <w:rFonts w:ascii="Times New Roman" w:hAnsi="Times New Roman" w:cs="Times New Roman"/>
+          <w:sz w:val="28"/>
+          <w:szCs w:val="24"/>
+        </w:rPr>
+        <w:t>__________________________________________________________________________</w:t>
+      </w:r>
+    </w:p>
+    <w:p>
+      <w:pPr>
+        <w:spacing w:after="0" w:line="480" w:lineRule="auto"/>
+        <w:rPr>
+          <w:rFonts w:ascii="Times New Roman" w:hAnsi="Times New Roman" w:cs="Times New Roman"/>
+          <w:sz w:val="28"/>
+          <w:szCs w:val="24"/>
+        </w:rPr>
+      </w:pPr>
+      <w:r>
+        <w:rPr>
+          <w:rFonts w:ascii="Times New Roman" w:hAnsi="Times New Roman" w:cs="Times New Roman"/>
+          <w:sz w:val="28"/>
+          <w:szCs w:val="24"/>
+        </w:rPr>
+        <w:t>__________________________________________________________________________</w:t>
+      </w:r>
+    </w:p>
+    <w:p>
+      <w:pPr>
+        <w:spacing w:after="0" w:line="480" w:lineRule="auto"/>
+        <w:rPr>
+          <w:rFonts w:ascii="Times New Roman" w:hAnsi="Times New Roman" w:cs="Times New Roman"/>
+          <w:sz w:val="28"/>
+          <w:szCs w:val="24"/>
+        </w:rPr>
+      </w:pPr>
+      <w:r>
+        <w:rPr>
+          <w:rFonts w:ascii="Times New Roman" w:hAnsi="Times New Roman" w:cs="Times New Roman"/>
+          <w:sz w:val="28"/>
+          <w:szCs w:val="24"/>
         </w:rPr>
         <w:t xml:space="preserve">c. What are the three different parts of Central Processing Unit? </w:t>
       </w:r>
     </w:p>
     <w:p>
       <w:pPr>
-        <w:spacing w:line="360" w:lineRule="auto"/>
-        <w:rPr>
-          <w:rFonts w:ascii="Times New Roman" w:hAnsi="Times New Roman" w:cs="Times New Roman"/>
-        </w:rPr>
-      </w:pPr>
-      <w:r>
-        <w:rPr>
-          <w:rFonts w:ascii="Times New Roman" w:hAnsi="Times New Roman" w:cs="Times New Roman"/>
-        </w:rPr>
-        <w:t>_____________________________________________________________________________________</w:t>
-      </w:r>
-    </w:p>
-    <w:p>
-      <w:pPr>
-        <w:spacing w:line="360" w:lineRule="auto"/>
-        <w:rPr>
-          <w:rFonts w:ascii="Times New Roman" w:hAnsi="Times New Roman" w:cs="Times New Roman"/>
-        </w:rPr>
-      </w:pPr>
-      <w:r>
-        <w:rPr>
-          <w:rFonts w:ascii="Times New Roman" w:hAnsi="Times New Roman" w:cs="Times New Roman"/>
-        </w:rPr>
-        <w:t>_____________________________________________________________________________________</w:t>
-      </w:r>
-    </w:p>
-    <w:p>
-      <w:pPr>
-        <w:rPr>
-          <w:rFonts w:ascii="Times New Roman" w:hAnsi="Times New Roman" w:cs="Times New Roman"/>
-        </w:rPr>
-      </w:pPr>
-      <w:r>
-        <w:rPr>
-          <w:rFonts w:ascii="Times New Roman" w:hAnsi="Times New Roman" w:cs="Times New Roman"/>
-        </w:rPr>
-        <w:t>_____________________________________________________________________________________</w:t>
-      </w:r>
-    </w:p>
-    <w:p>
-      <w:pPr>
-        <w:rPr>
-          <w:rFonts w:ascii="Times New Roman" w:hAnsi="Times New Roman" w:cs="Times New Roman"/>
-        </w:rPr>
-      </w:pPr>
-      <w:r>
-        <w:rPr>
-          <w:rFonts w:ascii="Times New Roman" w:hAnsi="Times New Roman" w:cs="Times New Roman"/>
-        </w:rPr>
-        <w:lastRenderedPageBreak/>
-        <w:t>_____________________________________________________________________________________</w:t>
-      </w:r>
-    </w:p>
-    <w:p>
-      <w:pPr>
-        <w:rPr>
-          <w:rFonts w:ascii="Times New Roman" w:hAnsi="Times New Roman" w:cs="Times New Roman"/>
-        </w:rPr>
-      </w:pPr>
-      <w:r>
-        <w:rPr>
-          <w:rFonts w:ascii="Times New Roman" w:hAnsi="Times New Roman" w:cs="Times New Roman"/>
+        <w:spacing w:after="0" w:line="480" w:lineRule="auto"/>
+        <w:rPr>
+          <w:rFonts w:ascii="Times New Roman" w:hAnsi="Times New Roman" w:cs="Times New Roman"/>
+          <w:sz w:val="28"/>
+          <w:szCs w:val="24"/>
+        </w:rPr>
+      </w:pPr>
+      <w:r>
+        <w:rPr>
+          <w:rFonts w:ascii="Times New Roman" w:hAnsi="Times New Roman" w:cs="Times New Roman"/>
+          <w:sz w:val="28"/>
+          <w:szCs w:val="24"/>
+        </w:rPr>
+        <w:t>__________________________________________________________________________</w:t>
+      </w:r>
+    </w:p>
+    <w:p>
+      <w:pPr>
+        <w:spacing w:after="0" w:line="480" w:lineRule="auto"/>
+        <w:rPr>
+          <w:rFonts w:ascii="Times New Roman" w:hAnsi="Times New Roman" w:cs="Times New Roman"/>
+          <w:sz w:val="28"/>
+          <w:szCs w:val="24"/>
+        </w:rPr>
+      </w:pPr>
+      <w:r>
+        <w:rPr>
+          <w:rFonts w:ascii="Times New Roman" w:hAnsi="Times New Roman" w:cs="Times New Roman"/>
+          <w:sz w:val="28"/>
+          <w:szCs w:val="24"/>
+        </w:rPr>
+        <w:t>__________________________________________________________________________</w:t>
+      </w:r>
+    </w:p>
+    <w:p>
+      <w:pPr>
+        <w:spacing w:after="0" w:line="480" w:lineRule="auto"/>
+        <w:rPr>
+          <w:rFonts w:ascii="Times New Roman" w:hAnsi="Times New Roman" w:cs="Times New Roman"/>
+          <w:sz w:val="28"/>
+          <w:szCs w:val="24"/>
+        </w:rPr>
+      </w:pPr>
+      <w:r>
+        <w:rPr>
+          <w:rFonts w:ascii="Times New Roman" w:hAnsi="Times New Roman" w:cs="Times New Roman"/>
+          <w:sz w:val="28"/>
+          <w:szCs w:val="24"/>
+        </w:rPr>
+        <w:t>__________________________________________________________________________</w:t>
+      </w:r>
+    </w:p>
+    <w:p>
+      <w:pPr>
+        <w:spacing w:after="0" w:line="480" w:lineRule="auto"/>
+        <w:rPr>
+          <w:rFonts w:ascii="Times New Roman" w:hAnsi="Times New Roman" w:cs="Times New Roman"/>
+          <w:sz w:val="28"/>
+          <w:szCs w:val="24"/>
+        </w:rPr>
+      </w:pPr>
+      <w:r>
+        <w:rPr>
+          <w:rFonts w:ascii="Times New Roman" w:hAnsi="Times New Roman" w:cs="Times New Roman"/>
+          <w:sz w:val="28"/>
+          <w:szCs w:val="24"/>
+        </w:rPr>
+        <w:t>__________________________________________________________________________</w:t>
+      </w:r>
+    </w:p>
+    <w:p>
+      <w:pPr>
+        <w:spacing w:after="0" w:line="480" w:lineRule="auto"/>
+        <w:rPr>
+          <w:rFonts w:ascii="Times New Roman" w:hAnsi="Times New Roman" w:cs="Times New Roman"/>
+          <w:sz w:val="28"/>
+          <w:szCs w:val="24"/>
+        </w:rPr>
+      </w:pPr>
+      <w:r>
+        <w:rPr>
+          <w:rFonts w:ascii="Times New Roman" w:hAnsi="Times New Roman" w:cs="Times New Roman"/>
+          <w:sz w:val="28"/>
+          <w:szCs w:val="24"/>
         </w:rPr>
         <w:t>d. What is an output device?</w:t>
       </w:r>
     </w:p>
     <w:p>
       <w:pPr>
-        <w:spacing w:line="360" w:lineRule="auto"/>
-        <w:rPr>
-          <w:rFonts w:ascii="Times New Roman" w:hAnsi="Times New Roman" w:cs="Times New Roman"/>
-        </w:rPr>
-      </w:pPr>
-      <w:r>
-        <w:rPr>
-          <w:rFonts w:ascii="Times New Roman" w:hAnsi="Times New Roman" w:cs="Times New Roman"/>
-        </w:rPr>
-        <w:t>_____________________________________________________________________________________</w:t>
-      </w:r>
-    </w:p>
-    <w:p>
-      <w:pPr>
-        <w:spacing w:line="360" w:lineRule="auto"/>
-        <w:rPr>
-          <w:rFonts w:ascii="Times New Roman" w:hAnsi="Times New Roman" w:cs="Times New Roman"/>
-        </w:rPr>
-      </w:pPr>
-      <w:r>
-        <w:rPr>
-          <w:rFonts w:ascii="Times New Roman" w:hAnsi="Times New Roman" w:cs="Times New Roman"/>
-        </w:rPr>
-        <w:t>_____________________________________________________________________________________</w:t>
+        <w:spacing w:after="0" w:line="480" w:lineRule="auto"/>
+        <w:rPr>
+          <w:rFonts w:ascii="Times New Roman" w:hAnsi="Times New Roman" w:cs="Times New Roman"/>
+          <w:sz w:val="28"/>
+          <w:szCs w:val="24"/>
+        </w:rPr>
+      </w:pPr>
+      <w:r>
+        <w:rPr>
+          <w:rFonts w:ascii="Times New Roman" w:hAnsi="Times New Roman" w:cs="Times New Roman"/>
+          <w:sz w:val="28"/>
+          <w:szCs w:val="24"/>
+        </w:rPr>
+        <w:t>__________________________________________________________________________</w:t>
+      </w:r>
+    </w:p>
+    <w:p>
+      <w:pPr>
+        <w:spacing w:after="0" w:line="480" w:lineRule="auto"/>
+        <w:rPr>
+          <w:rFonts w:ascii="Times New Roman" w:hAnsi="Times New Roman" w:cs="Times New Roman"/>
+          <w:sz w:val="28"/>
+          <w:szCs w:val="24"/>
+        </w:rPr>
+      </w:pPr>
+      <w:r>
+        <w:rPr>
+          <w:rFonts w:ascii="Times New Roman" w:hAnsi="Times New Roman" w:cs="Times New Roman"/>
+          <w:sz w:val="28"/>
+          <w:szCs w:val="24"/>
+        </w:rPr>
+        <w:t>__________________________________________________________________________</w:t>
+      </w:r>
+    </w:p>
+    <w:p>
+      <w:pPr>
+        <w:spacing w:after="0" w:line="480" w:lineRule="auto"/>
+        <w:jc w:val="center"/>
+        <w:rPr>
+          <w:rFonts w:ascii="Times New Roman" w:hAnsi="Times New Roman" w:cs="Times New Roman"/>
+          <w:b/>
+          <w:bCs/>
+          <w:sz w:val="28"/>
+          <w:szCs w:val="24"/>
+        </w:rPr>
+      </w:pPr>
+      <w:r>
+        <w:rPr>
+          <w:rFonts w:ascii="Times New Roman" w:hAnsi="Times New Roman" w:cs="Times New Roman"/>
+          <w:b/>
+          <w:bCs/>
+          <w:sz w:val="28"/>
+          <w:szCs w:val="24"/>
+        </w:rPr>
+        <w:t>The End</w:t>
       </w:r>
     </w:p>
     <w:sectPr>
-      <w:pgSz w:w="12240" w:h="15840"/>
-      <w:pgMar w:top="1440" w:right="1440" w:bottom="1440" w:left="1440" w:header="708" w:footer="708" w:gutter="0"/>
+      <w:pgSz w:w="11906" w:h="16838" w:code="9"/>
+      <w:pgMar w:top="720" w:right="720" w:bottom="720" w:left="720" w:header="708" w:footer="708" w:gutter="0"/>
       <w:cols w:space="708"/>
       <w:docGrid w:linePitch="360"/>
     </w:sectPr>
   </w:body>
 </w:document>
+</file>
+
+<file path=word/endnotes.xml><?xml version="1.0" encoding="utf-8"?>
+<w:endnotes xmlns:wpc="http://schemas.microsoft.com/office/word/2010/wordprocessingCanvas" xmlns:cx="http://schemas.microsoft.com/office/drawing/2014/chartex" xmlns:cx1="http://schemas.microsoft.com/office/drawing/2015/9/8/chartex" xmlns:cx2="http://schemas.microsoft.com/office/drawing/2015/10/21/chartex" xmlns:cx3="http://schemas.microsoft.com/office/drawing/2016/5/9/chartex" xmlns:cx4="http://schemas.microsoft.com/office/drawing/2016/5/10/chartex" xmlns:cx5="http://schemas.microsoft.com/office/drawing/2016/5/11/chartex" xmlns:cx6="http://schemas.microsoft.com/office/drawing/2016/5/12/chartex" xmlns:cx7="http://schemas.microsoft.com/office/drawing/2016/5/13/chartex" xmlns:cx8="http://schemas.microsoft.com/office/drawing/2016/5/14/chartex" xmlns:mc="http://schemas.openxmlformats.org/markup-compatibility/2006" xmlns:aink="http://schemas.microsoft.com/office/drawing/2016/ink" xmlns:am3d="http://schemas.microsoft.com/office/drawing/2017/model3d" xmlns:o="urn:schemas-microsoft-com:office:office" xmlns:oel="http://schemas.microsoft.com/office/2019/extlst" xmlns:r="http://schemas.openxmlformats.org/officeDocument/2006/relationships" xmlns:m="http://schemas.openxmlformats.org/officeDocument/2006/math" xmlns:v="urn:schemas-microsoft-com:vml" xmlns:wp14="http://schemas.microsoft.com/office/word/2010/wordprocessingDrawing" xmlns:wp="http://schemas.openxmlformats.org/drawingml/2006/wordprocessingDrawing" xmlns:w10="urn:schemas-microsoft-com:office:word" xmlns:w="http://schemas.openxmlformats.org/wordprocessingml/2006/main" xmlns:w14="http://schemas.microsoft.com/office/word/2010/wordml" xmlns:w15="http://schemas.microsoft.com/office/word/2012/wordml" xmlns:w16cex="http://schemas.microsoft.com/office/word/2018/wordml/cex" xmlns:w16cid="http://schemas.microsoft.com/office/word/2016/wordml/cid" xmlns:w16="http://schemas.microsoft.com/office/word/2018/wordml" xmlns:w16du="http://schemas.microsoft.com/office/word/2023/wordml/word16du" xmlns:w16sdtdh="http://schemas.microsoft.com/office/word/2020/wordml/sdtdatahash" xmlns:w16sdtfl="http://schemas.microsoft.com/office/word/2024/wordml/sdtformatlock" xmlns:w16se="http://schemas.microsoft.com/office/word/2015/wordml/symex" xmlns:wpg="http://schemas.microsoft.com/office/word/2010/wordprocessingGroup" xmlns:wpi="http://schemas.microsoft.com/office/word/2010/wordprocessingInk" xmlns:wne="http://schemas.microsoft.com/office/word/2006/wordml" xmlns:wps="http://schemas.microsoft.com/office/word/2010/wordprocessingShape" mc:Ignorable="w14 w15 w16se w16cid w16 w16cex w16sdtdh w16sdtfl w16du wp14">
+  <w:endnote w:type="separator" w:id="-1">
+    <w:p>
+      <w:pPr>
+        <w:spacing w:after="0" w:line="240" w:lineRule="auto"/>
+      </w:pPr>
+      <w:r>
+        <w:separator/>
+      </w:r>
+    </w:p>
+  </w:endnote>
+  <w:endnote w:type="continuationSeparator" w:id="0">
+    <w:p>
+      <w:pPr>
+        <w:spacing w:after="0" w:line="240" w:lineRule="auto"/>
+      </w:pPr>
+      <w:r>
+        <w:continuationSeparator/>
+      </w:r>
+    </w:p>
+  </w:endnote>
+</w:endnotes>
+</file>
+
+<file path=word/footnotes.xml><?xml version="1.0" encoding="utf-8"?>
+<w:footnotes xmlns:wpc="http://schemas.microsoft.com/office/word/2010/wordprocessingCanvas" xmlns:cx="http://schemas.microsoft.com/office/drawing/2014/chartex" xmlns:cx1="http://schemas.microsoft.com/office/drawing/2015/9/8/chartex" xmlns:cx2="http://schemas.microsoft.com/office/drawing/2015/10/21/chartex" xmlns:cx3="http://schemas.microsoft.com/office/drawing/2016/5/9/chartex" xmlns:cx4="http://schemas.microsoft.com/office/drawing/2016/5/10/chartex" xmlns:cx5="http://schemas.microsoft.com/office/drawing/2016/5/11/chartex" xmlns:cx6="http://schemas.microsoft.com/office/drawing/2016/5/12/chartex" xmlns:cx7="http://schemas.microsoft.com/office/drawing/2016/5/13/chartex" xmlns:cx8="http://schemas.microsoft.com/office/drawing/2016/5/14/chartex" xmlns:mc="http://schemas.openxmlformats.org/markup-compatibility/2006" xmlns:aink="http://schemas.microsoft.com/office/drawing/2016/ink" xmlns:am3d="http://schemas.microsoft.com/office/drawing/2017/model3d" xmlns:o="urn:schemas-microsoft-com:office:office" xmlns:oel="http://schemas.microsoft.com/office/2019/extlst" xmlns:r="http://schemas.openxmlformats.org/officeDocument/2006/relationships" xmlns:m="http://schemas.openxmlformats.org/officeDocument/2006/math" xmlns:v="urn:schemas-microsoft-com:vml" xmlns:wp14="http://schemas.microsoft.com/office/word/2010/wordprocessingDrawing" xmlns:wp="http://schemas.openxmlformats.org/drawingml/2006/wordprocessingDrawing" xmlns:w10="urn:schemas-microsoft-com:office:word" xmlns:w="http://schemas.openxmlformats.org/wordprocessingml/2006/main" xmlns:w14="http://schemas.microsoft.com/office/word/2010/wordml" xmlns:w15="http://schemas.microsoft.com/office/word/2012/wordml" xmlns:w16cex="http://schemas.microsoft.com/office/word/2018/wordml/cex" xmlns:w16cid="http://schemas.microsoft.com/office/word/2016/wordml/cid" xmlns:w16="http://schemas.microsoft.com/office/word/2018/wordml" xmlns:w16du="http://schemas.microsoft.com/office/word/2023/wordml/word16du" xmlns:w16sdtdh="http://schemas.microsoft.com/office/word/2020/wordml/sdtdatahash" xmlns:w16sdtfl="http://schemas.microsoft.com/office/word/2024/wordml/sdtformatlock" xmlns:w16se="http://schemas.microsoft.com/office/word/2015/wordml/symex" xmlns:wpg="http://schemas.microsoft.com/office/word/2010/wordprocessingGroup" xmlns:wpi="http://schemas.microsoft.com/office/word/2010/wordprocessingInk" xmlns:wne="http://schemas.microsoft.com/office/word/2006/wordml" xmlns:wps="http://schemas.microsoft.com/office/word/2010/wordprocessingShape" mc:Ignorable="w14 w15 w16se w16cid w16 w16cex w16sdtdh w16sdtfl w16du wp14">
+  <w:footnote w:type="separator" w:id="-1">
+    <w:p>
+      <w:pPr>
+        <w:spacing w:after="0" w:line="240" w:lineRule="auto"/>
+      </w:pPr>
+      <w:r>
+        <w:separator/>
+      </w:r>
+    </w:p>
+  </w:footnote>
+  <w:footnote w:type="continuationSeparator" w:id="0">
+    <w:p>
+      <w:pPr>
+        <w:spacing w:after="0" w:line="240" w:lineRule="auto"/>
+      </w:pPr>
+      <w:r>
+        <w:continuationSeparator/>
+      </w:r>
+    </w:p>
+  </w:footnote>
+</w:footnotes>
 </file>
 
 <file path=word/styles.xml><?xml version="1.0" encoding="utf-8"?>
@@ -2418,7 +3971,6 @@
   <w:style w:type="character" w:default="1" w:styleId="DefaultParagraphFont">
     <w:name w:val="Default Paragraph Font"/>
     <w:uiPriority w:val="1"/>
-    <w:semiHidden/>
     <w:unhideWhenUsed/>
   </w:style>
   <w:style w:type="table" w:default="1" w:styleId="TableNormal">
@@ -2796,6 +4348,66 @@
       <w:color w:val="666666"/>
     </w:rPr>
   </w:style>
+  <w:style w:type="paragraph" w:styleId="Header">
+    <w:name w:val="header"/>
+    <w:basedOn w:val="Normal"/>
+    <w:link w:val="HeaderChar"/>
+    <w:uiPriority w:val="99"/>
+    <w:unhideWhenUsed/>
+    <w:rsid w:val="0090374E"/>
+    <w:pPr>
+      <w:tabs>
+        <w:tab w:val="center" w:pos="4680"/>
+        <w:tab w:val="right" w:pos="9360"/>
+      </w:tabs>
+      <w:spacing w:after="0" w:line="240" w:lineRule="auto"/>
+    </w:pPr>
+  </w:style>
+  <w:style w:type="character" w:customStyle="1" w:styleId="HeaderChar">
+    <w:name w:val="Header Char"/>
+    <w:basedOn w:val="DefaultParagraphFont"/>
+    <w:link w:val="Header"/>
+    <w:uiPriority w:val="99"/>
+    <w:rsid w:val="0090374E"/>
+    <w:rPr>
+      <w:rFonts w:cs="Mangal"/>
+      <w:kern w:val="0"/>
+      <w:sz w:val="22"/>
+      <w:szCs w:val="20"/>
+      <w:lang w:bidi="ne-NP"/>
+      <w14:ligatures w14:val="none"/>
+    </w:rPr>
+  </w:style>
+  <w:style w:type="paragraph" w:styleId="Footer">
+    <w:name w:val="footer"/>
+    <w:basedOn w:val="Normal"/>
+    <w:link w:val="FooterChar"/>
+    <w:uiPriority w:val="99"/>
+    <w:unhideWhenUsed/>
+    <w:rsid w:val="0090374E"/>
+    <w:pPr>
+      <w:tabs>
+        <w:tab w:val="center" w:pos="4680"/>
+        <w:tab w:val="right" w:pos="9360"/>
+      </w:tabs>
+      <w:spacing w:after="0" w:line="240" w:lineRule="auto"/>
+    </w:pPr>
+  </w:style>
+  <w:style w:type="character" w:customStyle="1" w:styleId="FooterChar">
+    <w:name w:val="Footer Char"/>
+    <w:basedOn w:val="DefaultParagraphFont"/>
+    <w:link w:val="Footer"/>
+    <w:uiPriority w:val="99"/>
+    <w:rsid w:val="0090374E"/>
+    <w:rPr>
+      <w:rFonts w:cs="Mangal"/>
+      <w:kern w:val="0"/>
+      <w:sz w:val="22"/>
+      <w:szCs w:val="20"/>
+      <w:lang w:bidi="ne-NP"/>
+      <w14:ligatures w14:val="none"/>
+    </w:rPr>
+  </w:style>
 </w:styles>
 </file>
 
